--- a/вычмат/Вычислительная математика ЛР1 P3215 Бондаренко.docx
+++ b/вычмат/Вычислительная математика ЛР1 P3215 Бондаренко.docx
@@ -974,10 +974,10 @@
           <w:noProof/>
         </w:rPr>
         <w:drawing>
-          <wp:inline distT="0" distB="0" distL="0" distR="0" wp14:anchorId="0E0DEDA1" wp14:editId="0B31CF31">
-            <wp:extent cx="5940425" cy="8121015"/>
-            <wp:effectExtent l="0" t="0" r="3175" b="0"/>
-            <wp:docPr id="5" name="Рисунок 5"/>
+          <wp:inline distT="0" distB="0" distL="0" distR="0" wp14:anchorId="08377396" wp14:editId="4AE01CE6">
+            <wp:extent cx="5940425" cy="8126095"/>
+            <wp:effectExtent l="0" t="0" r="3175" b="8255"/>
+            <wp:docPr id="9" name="Рисунок 9"/>
             <wp:cNvGraphicFramePr>
               <a:graphicFrameLocks xmlns:a="http://schemas.openxmlformats.org/drawingml/2006/main" noChangeAspect="1"/>
             </wp:cNvGraphicFramePr>
@@ -985,7 +985,7 @@
               <a:graphicData uri="http://schemas.openxmlformats.org/drawingml/2006/picture">
                 <pic:pic xmlns:pic="http://schemas.openxmlformats.org/drawingml/2006/picture">
                   <pic:nvPicPr>
-                    <pic:cNvPr id="0" name="Picture 7"/>
+                    <pic:cNvPr id="0" name="Picture 16"/>
                     <pic:cNvPicPr>
                       <a:picLocks noChangeAspect="1" noChangeArrowheads="1"/>
                     </pic:cNvPicPr>
@@ -1006,7 +1006,7 @@
                   <pic:spPr bwMode="auto">
                     <a:xfrm>
                       <a:off x="0" y="0"/>
-                      <a:ext cx="5940425" cy="8121015"/>
+                      <a:ext cx="5940425" cy="8126095"/>
                     </a:xfrm>
                     <a:prstGeom prst="rect">
                       <a:avLst/>
@@ -1025,6 +1025,11 @@
     </w:p>
     <w:p>
       <w:pPr>
+        <w:pStyle w:val="a3"/>
+      </w:pPr>
+    </w:p>
+    <w:p>
+      <w:pPr>
         <w:jc w:val="center"/>
         <w:rPr>
           <w:rFonts w:ascii="Times New Roman" w:hAnsi="Times New Roman" w:cs="Times New Roman"/>
@@ -1040,13 +1045,20 @@
         <w:jc w:val="center"/>
         <w:rPr>
           <w:rFonts w:ascii="Times New Roman" w:hAnsi="Times New Roman" w:cs="Times New Roman"/>
+          <w:sz w:val="24"/>
+          <w:szCs w:val="24"/>
+        </w:rPr>
+      </w:pPr>
+      <w:r>
+        <w:rPr>
+          <w:rFonts w:ascii="Times New Roman" w:hAnsi="Times New Roman" w:cs="Times New Roman"/>
           <w:b/>
           <w:bCs/>
           <w:sz w:val="32"/>
           <w:szCs w:val="32"/>
-          <w:lang w:val="en-US"/>
-        </w:rPr>
-      </w:pPr>
+        </w:rPr>
+        <w:t>Суть алгоритма:</w:t>
+      </w:r>
       <w:r>
         <w:rPr>
           <w:rFonts w:ascii="Times New Roman" w:hAnsi="Times New Roman" w:cs="Times New Roman"/>
@@ -1055,21 +1067,93 @@
           <w:sz w:val="32"/>
           <w:szCs w:val="32"/>
         </w:rPr>
-        <w:lastRenderedPageBreak/>
-        <w:t>Код</w:t>
-      </w:r>
-      <w:r>
+        <w:br/>
+      </w:r>
+    </w:p>
+    <w:p>
+      <w:pPr>
+        <w:rPr>
+          <w:rFonts w:ascii="Times New Roman" w:hAnsi="Times New Roman" w:cs="Times New Roman"/>
+          <w:sz w:val="24"/>
+          <w:szCs w:val="24"/>
+        </w:rPr>
+      </w:pPr>
+      <w:r>
+        <w:rPr>
+          <w:rFonts w:ascii="Times New Roman" w:hAnsi="Times New Roman" w:cs="Times New Roman"/>
+          <w:sz w:val="24"/>
+          <w:szCs w:val="24"/>
+        </w:rPr>
+        <w:t xml:space="preserve">Приводим матрицу к диагональному преобладанию путём перестановки строк основываясь на индексах максимальных элементов в </w:t>
+      </w:r>
+      <w:proofErr w:type="gramStart"/>
+      <w:r>
+        <w:rPr>
+          <w:rFonts w:ascii="Times New Roman" w:hAnsi="Times New Roman" w:cs="Times New Roman"/>
+          <w:sz w:val="24"/>
+          <w:szCs w:val="24"/>
+        </w:rPr>
+        <w:t>строке(</w:t>
+      </w:r>
+      <w:proofErr w:type="gramEnd"/>
+      <w:r>
+        <w:rPr>
+          <w:rFonts w:ascii="Times New Roman" w:hAnsi="Times New Roman" w:cs="Times New Roman"/>
+          <w:sz w:val="24"/>
+          <w:szCs w:val="24"/>
+        </w:rPr>
+        <w:t xml:space="preserve">и если таких двое то делаем полный перебор для таких строк) </w:t>
+      </w:r>
+    </w:p>
+    <w:p>
+      <w:pPr>
+        <w:rPr>
+          <w:rFonts w:ascii="Times New Roman" w:hAnsi="Times New Roman" w:cs="Times New Roman"/>
+          <w:sz w:val="24"/>
+          <w:szCs w:val="24"/>
+        </w:rPr>
+      </w:pPr>
+      <w:r>
+        <w:rPr>
+          <w:rFonts w:ascii="Times New Roman" w:hAnsi="Times New Roman" w:cs="Times New Roman"/>
+          <w:sz w:val="24"/>
+          <w:szCs w:val="24"/>
+        </w:rPr>
+        <w:t>Итерации делаем пока не превышен лимит количества либо пока максимальное число в векторе погрешностей не будет меньше заданной точности</w:t>
+      </w:r>
+    </w:p>
+    <w:p>
+      <w:pPr>
+        <w:rPr>
+          <w:rFonts w:ascii="Times New Roman" w:hAnsi="Times New Roman" w:cs="Times New Roman"/>
+          <w:sz w:val="24"/>
+          <w:szCs w:val="24"/>
+        </w:rPr>
+      </w:pPr>
+      <w:r>
+        <w:rPr>
+          <w:rFonts w:ascii="Times New Roman" w:hAnsi="Times New Roman" w:cs="Times New Roman"/>
+          <w:sz w:val="24"/>
+          <w:szCs w:val="24"/>
+        </w:rPr>
+        <w:t xml:space="preserve">В цикле к </w:t>
+      </w:r>
+    </w:p>
+    <w:p>
+      <w:pPr>
+        <w:jc w:val="center"/>
         <w:rPr>
           <w:rFonts w:ascii="Times New Roman" w:hAnsi="Times New Roman" w:cs="Times New Roman"/>
           <w:b/>
           <w:bCs/>
           <w:sz w:val="32"/>
           <w:szCs w:val="32"/>
-          <w:lang w:val="en-US"/>
-        </w:rPr>
-        <w:t xml:space="preserve"> </w:t>
-      </w:r>
-      <w:r>
+        </w:rPr>
+      </w:pPr>
+    </w:p>
+    <w:p>
+      <w:pPr>
+        <w:jc w:val="center"/>
         <w:rPr>
           <w:rFonts w:ascii="Times New Roman" w:hAnsi="Times New Roman" w:cs="Times New Roman"/>
           <w:b/>
@@ -1077,8 +1161,7 @@
           <w:sz w:val="32"/>
           <w:szCs w:val="32"/>
         </w:rPr>
-        <w:t>численного</w:t>
-      </w:r>
+      </w:pPr>
       <w:r>
         <w:rPr>
           <w:rFonts w:ascii="Times New Roman" w:hAnsi="Times New Roman" w:cs="Times New Roman"/>
@@ -1086,9 +1169,8 @@
           <w:bCs/>
           <w:sz w:val="32"/>
           <w:szCs w:val="32"/>
-          <w:lang w:val="en-US"/>
-        </w:rPr>
-        <w:t xml:space="preserve"> </w:t>
+        </w:rPr>
+        <w:t>Код</w:t>
       </w:r>
       <w:r>
         <w:rPr>
@@ -1098,7 +1180,7 @@
           <w:sz w:val="32"/>
           <w:szCs w:val="32"/>
         </w:rPr>
-        <w:t>метода</w:t>
+        <w:t xml:space="preserve"> </w:t>
       </w:r>
       <w:r>
         <w:rPr>
@@ -1107,7 +1189,36 @@
           <w:bCs/>
           <w:sz w:val="32"/>
           <w:szCs w:val="32"/>
-          <w:lang w:val="en-US"/>
+        </w:rPr>
+        <w:t>численного</w:t>
+      </w:r>
+      <w:r>
+        <w:rPr>
+          <w:rFonts w:ascii="Times New Roman" w:hAnsi="Times New Roman" w:cs="Times New Roman"/>
+          <w:b/>
+          <w:bCs/>
+          <w:sz w:val="32"/>
+          <w:szCs w:val="32"/>
+        </w:rPr>
+        <w:t xml:space="preserve"> </w:t>
+      </w:r>
+      <w:r>
+        <w:rPr>
+          <w:rFonts w:ascii="Times New Roman" w:hAnsi="Times New Roman" w:cs="Times New Roman"/>
+          <w:b/>
+          <w:bCs/>
+          <w:sz w:val="32"/>
+          <w:szCs w:val="32"/>
+        </w:rPr>
+        <w:t>метода</w:t>
+      </w:r>
+      <w:r>
+        <w:rPr>
+          <w:rFonts w:ascii="Times New Roman" w:hAnsi="Times New Roman" w:cs="Times New Roman"/>
+          <w:b/>
+          <w:bCs/>
+          <w:sz w:val="32"/>
+          <w:szCs w:val="32"/>
         </w:rPr>
         <w:t>:</w:t>
       </w:r>
@@ -1568,26 +1679,170 @@
       <w:r>
         <w:rPr>
           <w:rFonts w:ascii="Courier New" w:eastAsia="Times New Roman" w:hAnsi="Courier New" w:cs="Courier New"/>
-          <w:i/>
-          <w:iCs/>
-          <w:color w:val="808080"/>
-          <w:sz w:val="20"/>
-          <w:szCs w:val="20"/>
-          <w:lang w:val="en-US" w:eastAsia="ru-RU"/>
-        </w:rPr>
-        <w:t xml:space="preserve"># </w:t>
-      </w:r>
-      <w:r>
-        <w:rPr>
-          <w:rFonts w:ascii="Courier New" w:eastAsia="Times New Roman" w:hAnsi="Courier New" w:cs="Courier New"/>
-          <w:i/>
-          <w:iCs/>
-          <w:color w:val="808080"/>
-          <w:sz w:val="20"/>
-          <w:szCs w:val="20"/>
-          <w:lang w:eastAsia="ru-RU"/>
-        </w:rPr>
-        <w:t>итерации</w:t>
+          <w:b/>
+          <w:bCs/>
+          <w:color w:val="FF7700"/>
+          <w:sz w:val="20"/>
+          <w:szCs w:val="20"/>
+          <w:lang w:val="en-US" w:eastAsia="ru-RU"/>
+        </w:rPr>
+        <w:t>while</w:t>
+      </w:r>
+      <w:r>
+        <w:rPr>
+          <w:rFonts w:ascii="Courier New" w:eastAsia="Times New Roman" w:hAnsi="Courier New" w:cs="Courier New"/>
+          <w:color w:val="000000"/>
+          <w:sz w:val="20"/>
+          <w:szCs w:val="20"/>
+          <w:lang w:val="en-US" w:eastAsia="ru-RU"/>
+        </w:rPr>
+        <w:t xml:space="preserve"> </w:t>
+      </w:r>
+      <w:r>
+        <w:rPr>
+          <w:rFonts w:ascii="Courier New" w:eastAsia="Times New Roman" w:hAnsi="Courier New" w:cs="Courier New"/>
+          <w:color w:val="008000"/>
+          <w:sz w:val="20"/>
+          <w:szCs w:val="20"/>
+          <w:lang w:val="en-US" w:eastAsia="ru-RU"/>
+        </w:rPr>
+        <w:t>abs</w:t>
+      </w:r>
+      <w:r>
+        <w:rPr>
+          <w:rFonts w:ascii="Courier New" w:eastAsia="Times New Roman" w:hAnsi="Courier New" w:cs="Courier New"/>
+          <w:color w:val="000000"/>
+          <w:sz w:val="20"/>
+          <w:szCs w:val="20"/>
+          <w:lang w:val="en-US" w:eastAsia="ru-RU"/>
+        </w:rPr>
+        <w:t>(</w:t>
+      </w:r>
+      <w:proofErr w:type="spellStart"/>
+      <w:r>
+        <w:rPr>
+          <w:rFonts w:ascii="Courier New" w:eastAsia="Times New Roman" w:hAnsi="Courier New" w:cs="Courier New"/>
+          <w:color w:val="000000"/>
+          <w:sz w:val="20"/>
+          <w:szCs w:val="20"/>
+          <w:lang w:val="en-US" w:eastAsia="ru-RU"/>
+        </w:rPr>
+        <w:t>maxx</w:t>
+      </w:r>
+      <w:proofErr w:type="spellEnd"/>
+      <w:r>
+        <w:rPr>
+          <w:rFonts w:ascii="Courier New" w:eastAsia="Times New Roman" w:hAnsi="Courier New" w:cs="Courier New"/>
+          <w:color w:val="000000"/>
+          <w:sz w:val="20"/>
+          <w:szCs w:val="20"/>
+          <w:lang w:val="en-US" w:eastAsia="ru-RU"/>
+        </w:rPr>
+        <w:t xml:space="preserve">) </w:t>
+      </w:r>
+      <w:r>
+        <w:rPr>
+          <w:rFonts w:ascii="Courier New" w:eastAsia="Times New Roman" w:hAnsi="Courier New" w:cs="Courier New"/>
+          <w:color w:val="66CC66"/>
+          <w:sz w:val="20"/>
+          <w:szCs w:val="20"/>
+          <w:lang w:val="en-US" w:eastAsia="ru-RU"/>
+        </w:rPr>
+        <w:t>&gt;=</w:t>
+      </w:r>
+      <w:r>
+        <w:rPr>
+          <w:rFonts w:ascii="Courier New" w:eastAsia="Times New Roman" w:hAnsi="Courier New" w:cs="Courier New"/>
+          <w:color w:val="000000"/>
+          <w:sz w:val="20"/>
+          <w:szCs w:val="20"/>
+          <w:lang w:val="en-US" w:eastAsia="ru-RU"/>
+        </w:rPr>
+        <w:t xml:space="preserve"> eps </w:t>
+      </w:r>
+      <w:r>
+        <w:rPr>
+          <w:rFonts w:ascii="Courier New" w:eastAsia="Times New Roman" w:hAnsi="Courier New" w:cs="Courier New"/>
+          <w:b/>
+          <w:bCs/>
+          <w:color w:val="FF7700"/>
+          <w:sz w:val="20"/>
+          <w:szCs w:val="20"/>
+          <w:lang w:val="en-US" w:eastAsia="ru-RU"/>
+        </w:rPr>
+        <w:t>and</w:t>
+      </w:r>
+      <w:r>
+        <w:rPr>
+          <w:rFonts w:ascii="Courier New" w:eastAsia="Times New Roman" w:hAnsi="Courier New" w:cs="Courier New"/>
+          <w:color w:val="000000"/>
+          <w:sz w:val="20"/>
+          <w:szCs w:val="20"/>
+          <w:lang w:val="en-US" w:eastAsia="ru-RU"/>
+        </w:rPr>
+        <w:t xml:space="preserve"> </w:t>
+      </w:r>
+      <w:proofErr w:type="spellStart"/>
+      <w:r>
+        <w:rPr>
+          <w:rFonts w:ascii="Courier New" w:eastAsia="Times New Roman" w:hAnsi="Courier New" w:cs="Courier New"/>
+          <w:color w:val="000000"/>
+          <w:sz w:val="20"/>
+          <w:szCs w:val="20"/>
+          <w:lang w:val="en-US" w:eastAsia="ru-RU"/>
+        </w:rPr>
+        <w:t>cnt</w:t>
+      </w:r>
+      <w:proofErr w:type="spellEnd"/>
+      <w:r>
+        <w:rPr>
+          <w:rFonts w:ascii="Courier New" w:eastAsia="Times New Roman" w:hAnsi="Courier New" w:cs="Courier New"/>
+          <w:color w:val="000000"/>
+          <w:sz w:val="20"/>
+          <w:szCs w:val="20"/>
+          <w:lang w:val="en-US" w:eastAsia="ru-RU"/>
+        </w:rPr>
+        <w:t xml:space="preserve"> </w:t>
+      </w:r>
+      <w:r>
+        <w:rPr>
+          <w:rFonts w:ascii="Courier New" w:eastAsia="Times New Roman" w:hAnsi="Courier New" w:cs="Courier New"/>
+          <w:color w:val="66CC66"/>
+          <w:sz w:val="20"/>
+          <w:szCs w:val="20"/>
+          <w:lang w:val="en-US" w:eastAsia="ru-RU"/>
+        </w:rPr>
+        <w:t>&lt;=</w:t>
+      </w:r>
+      <w:r>
+        <w:rPr>
+          <w:rFonts w:ascii="Courier New" w:eastAsia="Times New Roman" w:hAnsi="Courier New" w:cs="Courier New"/>
+          <w:color w:val="000000"/>
+          <w:sz w:val="20"/>
+          <w:szCs w:val="20"/>
+          <w:lang w:val="en-US" w:eastAsia="ru-RU"/>
+        </w:rPr>
+        <w:t xml:space="preserve"> </w:t>
+      </w:r>
+      <w:r>
+        <w:rPr>
+          <w:rFonts w:ascii="Courier New" w:eastAsia="Times New Roman" w:hAnsi="Courier New" w:cs="Courier New"/>
+          <w:color w:val="FF4500"/>
+          <w:sz w:val="20"/>
+          <w:szCs w:val="20"/>
+          <w:lang w:val="en-US" w:eastAsia="ru-RU"/>
+        </w:rPr>
+        <w:t>300</w:t>
+      </w:r>
+      <w:r>
+        <w:rPr>
+          <w:rFonts w:ascii="Courier New" w:eastAsia="Times New Roman" w:hAnsi="Courier New" w:cs="Courier New"/>
+          <w:color w:val="000000"/>
+          <w:sz w:val="20"/>
+          <w:szCs w:val="20"/>
+          <w:lang w:val="en-US" w:eastAsia="ru-RU"/>
+        </w:rPr>
+        <w:t>:</w:t>
       </w:r>
     </w:p>
     <w:p>
@@ -1627,19 +1882,39 @@
           <w:szCs w:val="20"/>
           <w:lang w:val="en-US" w:eastAsia="ru-RU"/>
         </w:rPr>
-        <w:t xml:space="preserve">    </w:t>
-      </w:r>
-      <w:r>
-        <w:rPr>
-          <w:rFonts w:ascii="Courier New" w:eastAsia="Times New Roman" w:hAnsi="Courier New" w:cs="Courier New"/>
-          <w:b/>
-          <w:bCs/>
-          <w:color w:val="FF7700"/>
-          <w:sz w:val="20"/>
-          <w:szCs w:val="20"/>
-          <w:lang w:val="en-US" w:eastAsia="ru-RU"/>
-        </w:rPr>
-        <w:t>while</w:t>
+        <w:t xml:space="preserve">        </w:t>
+      </w:r>
+      <w:proofErr w:type="spellStart"/>
+      <w:r>
+        <w:rPr>
+          <w:rFonts w:ascii="Courier New" w:eastAsia="Times New Roman" w:hAnsi="Courier New" w:cs="Courier New"/>
+          <w:color w:val="000000"/>
+          <w:sz w:val="20"/>
+          <w:szCs w:val="20"/>
+          <w:lang w:val="en-US" w:eastAsia="ru-RU"/>
+        </w:rPr>
+        <w:t>cnt</w:t>
+      </w:r>
+      <w:proofErr w:type="spellEnd"/>
+      <w:r>
+        <w:rPr>
+          <w:rFonts w:ascii="Courier New" w:eastAsia="Times New Roman" w:hAnsi="Courier New" w:cs="Courier New"/>
+          <w:color w:val="000000"/>
+          <w:sz w:val="20"/>
+          <w:szCs w:val="20"/>
+          <w:lang w:val="en-US" w:eastAsia="ru-RU"/>
+        </w:rPr>
+        <w:t xml:space="preserve"> +</w:t>
+      </w:r>
+      <w:r>
+        <w:rPr>
+          <w:rFonts w:ascii="Courier New" w:eastAsia="Times New Roman" w:hAnsi="Courier New" w:cs="Courier New"/>
+          <w:color w:val="66CC66"/>
+          <w:sz w:val="20"/>
+          <w:szCs w:val="20"/>
+          <w:lang w:val="en-US" w:eastAsia="ru-RU"/>
+        </w:rPr>
+        <w:t>=</w:t>
       </w:r>
       <w:r>
         <w:rPr>
@@ -1654,148 +1929,12 @@
       <w:r>
         <w:rPr>
           <w:rFonts w:ascii="Courier New" w:eastAsia="Times New Roman" w:hAnsi="Courier New" w:cs="Courier New"/>
-          <w:color w:val="008000"/>
-          <w:sz w:val="20"/>
-          <w:szCs w:val="20"/>
-          <w:lang w:val="en-US" w:eastAsia="ru-RU"/>
-        </w:rPr>
-        <w:t>abs</w:t>
-      </w:r>
-      <w:r>
-        <w:rPr>
-          <w:rFonts w:ascii="Courier New" w:eastAsia="Times New Roman" w:hAnsi="Courier New" w:cs="Courier New"/>
-          <w:color w:val="000000"/>
-          <w:sz w:val="20"/>
-          <w:szCs w:val="20"/>
-          <w:lang w:val="en-US" w:eastAsia="ru-RU"/>
-        </w:rPr>
-        <w:t>(</w:t>
-      </w:r>
-      <w:proofErr w:type="spellStart"/>
-      <w:r>
-        <w:rPr>
-          <w:rFonts w:ascii="Courier New" w:eastAsia="Times New Roman" w:hAnsi="Courier New" w:cs="Courier New"/>
-          <w:color w:val="000000"/>
-          <w:sz w:val="20"/>
-          <w:szCs w:val="20"/>
-          <w:lang w:val="en-US" w:eastAsia="ru-RU"/>
-        </w:rPr>
-        <w:t>maxx</w:t>
-      </w:r>
-      <w:proofErr w:type="spellEnd"/>
-      <w:r>
-        <w:rPr>
-          <w:rFonts w:ascii="Courier New" w:eastAsia="Times New Roman" w:hAnsi="Courier New" w:cs="Courier New"/>
-          <w:color w:val="000000"/>
-          <w:sz w:val="20"/>
-          <w:szCs w:val="20"/>
-          <w:lang w:val="en-US" w:eastAsia="ru-RU"/>
-        </w:rPr>
-        <w:t xml:space="preserve">) </w:t>
-      </w:r>
-      <w:r>
-        <w:rPr>
-          <w:rFonts w:ascii="Courier New" w:eastAsia="Times New Roman" w:hAnsi="Courier New" w:cs="Courier New"/>
-          <w:color w:val="66CC66"/>
-          <w:sz w:val="20"/>
-          <w:szCs w:val="20"/>
-          <w:lang w:val="en-US" w:eastAsia="ru-RU"/>
-        </w:rPr>
-        <w:t>&gt;=</w:t>
-      </w:r>
-      <w:r>
-        <w:rPr>
-          <w:rFonts w:ascii="Courier New" w:eastAsia="Times New Roman" w:hAnsi="Courier New" w:cs="Courier New"/>
-          <w:color w:val="000000"/>
-          <w:sz w:val="20"/>
-          <w:szCs w:val="20"/>
-          <w:lang w:val="en-US" w:eastAsia="ru-RU"/>
-        </w:rPr>
-        <w:t xml:space="preserve"> eps </w:t>
-      </w:r>
-      <w:r>
-        <w:rPr>
-          <w:rFonts w:ascii="Courier New" w:eastAsia="Times New Roman" w:hAnsi="Courier New" w:cs="Courier New"/>
-          <w:b/>
-          <w:bCs/>
-          <w:color w:val="FF7700"/>
-          <w:sz w:val="20"/>
-          <w:szCs w:val="20"/>
-          <w:lang w:val="en-US" w:eastAsia="ru-RU"/>
-        </w:rPr>
-        <w:t>and</w:t>
-      </w:r>
-      <w:r>
-        <w:rPr>
-          <w:rFonts w:ascii="Courier New" w:eastAsia="Times New Roman" w:hAnsi="Courier New" w:cs="Courier New"/>
-          <w:color w:val="000000"/>
-          <w:sz w:val="20"/>
-          <w:szCs w:val="20"/>
-          <w:lang w:val="en-US" w:eastAsia="ru-RU"/>
-        </w:rPr>
-        <w:t xml:space="preserve"> </w:t>
-      </w:r>
-      <w:proofErr w:type="spellStart"/>
-      <w:r>
-        <w:rPr>
-          <w:rFonts w:ascii="Courier New" w:eastAsia="Times New Roman" w:hAnsi="Courier New" w:cs="Courier New"/>
-          <w:color w:val="000000"/>
-          <w:sz w:val="20"/>
-          <w:szCs w:val="20"/>
-          <w:lang w:val="en-US" w:eastAsia="ru-RU"/>
-        </w:rPr>
-        <w:t>cnt</w:t>
-      </w:r>
-      <w:proofErr w:type="spellEnd"/>
-      <w:r>
-        <w:rPr>
-          <w:rFonts w:ascii="Courier New" w:eastAsia="Times New Roman" w:hAnsi="Courier New" w:cs="Courier New"/>
-          <w:color w:val="000000"/>
-          <w:sz w:val="20"/>
-          <w:szCs w:val="20"/>
-          <w:lang w:val="en-US" w:eastAsia="ru-RU"/>
-        </w:rPr>
-        <w:t xml:space="preserve"> </w:t>
-      </w:r>
-      <w:r>
-        <w:rPr>
-          <w:rFonts w:ascii="Courier New" w:eastAsia="Times New Roman" w:hAnsi="Courier New" w:cs="Courier New"/>
-          <w:color w:val="66CC66"/>
-          <w:sz w:val="20"/>
-          <w:szCs w:val="20"/>
-          <w:lang w:val="en-US" w:eastAsia="ru-RU"/>
-        </w:rPr>
-        <w:t>&lt;=</w:t>
-      </w:r>
-      <w:r>
-        <w:rPr>
-          <w:rFonts w:ascii="Courier New" w:eastAsia="Times New Roman" w:hAnsi="Courier New" w:cs="Courier New"/>
-          <w:color w:val="000000"/>
-          <w:sz w:val="20"/>
-          <w:szCs w:val="20"/>
-          <w:lang w:val="en-US" w:eastAsia="ru-RU"/>
-        </w:rPr>
-        <w:t xml:space="preserve"> </w:t>
-      </w:r>
-      <w:r>
-        <w:rPr>
-          <w:rFonts w:ascii="Courier New" w:eastAsia="Times New Roman" w:hAnsi="Courier New" w:cs="Courier New"/>
           <w:color w:val="FF4500"/>
           <w:sz w:val="20"/>
           <w:szCs w:val="20"/>
           <w:lang w:val="en-US" w:eastAsia="ru-RU"/>
         </w:rPr>
-        <w:t>300</w:t>
-      </w:r>
-      <w:r>
-        <w:rPr>
-          <w:rFonts w:ascii="Courier New" w:eastAsia="Times New Roman" w:hAnsi="Courier New" w:cs="Courier New"/>
-          <w:color w:val="000000"/>
-          <w:sz w:val="20"/>
-          <w:szCs w:val="20"/>
-          <w:lang w:val="en-US" w:eastAsia="ru-RU"/>
-        </w:rPr>
-        <w:t>:</w:t>
+        <w:t>1</w:t>
       </w:r>
     </w:p>
     <w:p>
@@ -1846,7 +1985,7 @@
           <w:szCs w:val="20"/>
           <w:lang w:val="en-US" w:eastAsia="ru-RU"/>
         </w:rPr>
-        <w:t>cnt</w:t>
+        <w:t>maxx</w:t>
       </w:r>
       <w:proofErr w:type="spellEnd"/>
       <w:r>
@@ -1857,7 +1996,7 @@
           <w:szCs w:val="20"/>
           <w:lang w:val="en-US" w:eastAsia="ru-RU"/>
         </w:rPr>
-        <w:t xml:space="preserve"> +</w:t>
+        <w:t xml:space="preserve"> </w:t>
       </w:r>
       <w:r>
         <w:rPr>
@@ -1887,7 +2026,7 @@
           <w:szCs w:val="20"/>
           <w:lang w:val="en-US" w:eastAsia="ru-RU"/>
         </w:rPr>
-        <w:t>1</w:t>
+        <w:t>0</w:t>
       </w:r>
     </w:p>
     <w:p>
@@ -1929,6 +2068,28 @@
         </w:rPr>
         <w:t xml:space="preserve">        </w:t>
       </w:r>
+      <w:r>
+        <w:rPr>
+          <w:rFonts w:ascii="Courier New" w:eastAsia="Times New Roman" w:hAnsi="Courier New" w:cs="Courier New"/>
+          <w:b/>
+          <w:bCs/>
+          <w:color w:val="FF7700"/>
+          <w:sz w:val="20"/>
+          <w:szCs w:val="20"/>
+          <w:lang w:val="en-US" w:eastAsia="ru-RU"/>
+        </w:rPr>
+        <w:t>for</w:t>
+      </w:r>
+      <w:r>
+        <w:rPr>
+          <w:rFonts w:ascii="Courier New" w:eastAsia="Times New Roman" w:hAnsi="Courier New" w:cs="Courier New"/>
+          <w:color w:val="000000"/>
+          <w:sz w:val="20"/>
+          <w:szCs w:val="20"/>
+          <w:lang w:val="en-US" w:eastAsia="ru-RU"/>
+        </w:rPr>
+        <w:t xml:space="preserve"> </w:t>
+      </w:r>
       <w:proofErr w:type="spellStart"/>
       <w:r>
         <w:rPr>
@@ -1938,7 +2099,7 @@
           <w:szCs w:val="20"/>
           <w:lang w:val="en-US" w:eastAsia="ru-RU"/>
         </w:rPr>
-        <w:t>maxx</w:t>
+        <w:t>i</w:t>
       </w:r>
       <w:proofErr w:type="spellEnd"/>
       <w:r>
@@ -1954,32 +2115,76 @@
       <w:r>
         <w:rPr>
           <w:rFonts w:ascii="Courier New" w:eastAsia="Times New Roman" w:hAnsi="Courier New" w:cs="Courier New"/>
+          <w:b/>
+          <w:bCs/>
+          <w:color w:val="FF7700"/>
+          <w:sz w:val="20"/>
+          <w:szCs w:val="20"/>
+          <w:lang w:val="en-US" w:eastAsia="ru-RU"/>
+        </w:rPr>
+        <w:t>in</w:t>
+      </w:r>
+      <w:r>
+        <w:rPr>
+          <w:rFonts w:ascii="Courier New" w:eastAsia="Times New Roman" w:hAnsi="Courier New" w:cs="Courier New"/>
+          <w:color w:val="000000"/>
+          <w:sz w:val="20"/>
+          <w:szCs w:val="20"/>
+          <w:lang w:val="en-US" w:eastAsia="ru-RU"/>
+        </w:rPr>
+        <w:t xml:space="preserve"> </w:t>
+      </w:r>
+      <w:proofErr w:type="gramStart"/>
+      <w:r>
+        <w:rPr>
+          <w:rFonts w:ascii="Courier New" w:eastAsia="Times New Roman" w:hAnsi="Courier New" w:cs="Courier New"/>
+          <w:color w:val="008000"/>
+          <w:sz w:val="20"/>
+          <w:szCs w:val="20"/>
+          <w:lang w:val="en-US" w:eastAsia="ru-RU"/>
+        </w:rPr>
+        <w:t>range</w:t>
+      </w:r>
+      <w:r>
+        <w:rPr>
+          <w:rFonts w:ascii="Courier New" w:eastAsia="Times New Roman" w:hAnsi="Courier New" w:cs="Courier New"/>
+          <w:color w:val="000000"/>
+          <w:sz w:val="20"/>
+          <w:szCs w:val="20"/>
+          <w:lang w:val="en-US" w:eastAsia="ru-RU"/>
+        </w:rPr>
+        <w:t>(</w:t>
+      </w:r>
+      <w:proofErr w:type="gramEnd"/>
+      <w:r>
+        <w:rPr>
+          <w:rFonts w:ascii="Courier New" w:eastAsia="Times New Roman" w:hAnsi="Courier New" w:cs="Courier New"/>
+          <w:color w:val="FF4500"/>
+          <w:sz w:val="20"/>
+          <w:szCs w:val="20"/>
+          <w:lang w:val="en-US" w:eastAsia="ru-RU"/>
+        </w:rPr>
+        <w:t>0</w:t>
+      </w:r>
+      <w:r>
+        <w:rPr>
+          <w:rFonts w:ascii="Courier New" w:eastAsia="Times New Roman" w:hAnsi="Courier New" w:cs="Courier New"/>
           <w:color w:val="66CC66"/>
           <w:sz w:val="20"/>
           <w:szCs w:val="20"/>
           <w:lang w:val="en-US" w:eastAsia="ru-RU"/>
         </w:rPr>
-        <w:t>=</w:t>
-      </w:r>
-      <w:r>
-        <w:rPr>
-          <w:rFonts w:ascii="Courier New" w:eastAsia="Times New Roman" w:hAnsi="Courier New" w:cs="Courier New"/>
-          <w:color w:val="000000"/>
-          <w:sz w:val="20"/>
-          <w:szCs w:val="20"/>
-          <w:lang w:val="en-US" w:eastAsia="ru-RU"/>
-        </w:rPr>
-        <w:t xml:space="preserve"> </w:t>
-      </w:r>
-      <w:r>
-        <w:rPr>
-          <w:rFonts w:ascii="Courier New" w:eastAsia="Times New Roman" w:hAnsi="Courier New" w:cs="Courier New"/>
-          <w:color w:val="FF4500"/>
-          <w:sz w:val="20"/>
-          <w:szCs w:val="20"/>
-          <w:lang w:val="en-US" w:eastAsia="ru-RU"/>
-        </w:rPr>
-        <w:t>0</w:t>
+        <w:t>,</w:t>
+      </w:r>
+      <w:r>
+        <w:rPr>
+          <w:rFonts w:ascii="Courier New" w:eastAsia="Times New Roman" w:hAnsi="Courier New" w:cs="Courier New"/>
+          <w:color w:val="000000"/>
+          <w:sz w:val="20"/>
+          <w:szCs w:val="20"/>
+          <w:lang w:val="en-US" w:eastAsia="ru-RU"/>
+        </w:rPr>
+        <w:t xml:space="preserve"> n):</w:t>
       </w:r>
     </w:p>
     <w:p>
@@ -2019,29 +2224,7 @@
           <w:szCs w:val="20"/>
           <w:lang w:val="en-US" w:eastAsia="ru-RU"/>
         </w:rPr>
-        <w:t xml:space="preserve">        </w:t>
-      </w:r>
-      <w:r>
-        <w:rPr>
-          <w:rFonts w:ascii="Courier New" w:eastAsia="Times New Roman" w:hAnsi="Courier New" w:cs="Courier New"/>
-          <w:b/>
-          <w:bCs/>
-          <w:color w:val="FF7700"/>
-          <w:sz w:val="20"/>
-          <w:szCs w:val="20"/>
-          <w:lang w:val="en-US" w:eastAsia="ru-RU"/>
-        </w:rPr>
-        <w:t>for</w:t>
-      </w:r>
-      <w:r>
-        <w:rPr>
-          <w:rFonts w:ascii="Courier New" w:eastAsia="Times New Roman" w:hAnsi="Courier New" w:cs="Courier New"/>
-          <w:color w:val="000000"/>
-          <w:sz w:val="20"/>
-          <w:szCs w:val="20"/>
-          <w:lang w:val="en-US" w:eastAsia="ru-RU"/>
-        </w:rPr>
-        <w:t xml:space="preserve"> </w:t>
+        <w:t xml:space="preserve">            </w:t>
       </w:r>
       <w:proofErr w:type="spellStart"/>
       <w:r>
@@ -2052,6 +2235,28 @@
           <w:szCs w:val="20"/>
           <w:lang w:val="en-US" w:eastAsia="ru-RU"/>
         </w:rPr>
+        <w:t>xcurr</w:t>
+      </w:r>
+      <w:proofErr w:type="spellEnd"/>
+      <w:r>
+        <w:rPr>
+          <w:rFonts w:ascii="Courier New" w:eastAsia="Times New Roman" w:hAnsi="Courier New" w:cs="Courier New"/>
+          <w:color w:val="000000"/>
+          <w:sz w:val="20"/>
+          <w:szCs w:val="20"/>
+          <w:lang w:val="en-US" w:eastAsia="ru-RU"/>
+        </w:rPr>
+        <w:t>[</w:t>
+      </w:r>
+      <w:proofErr w:type="spellStart"/>
+      <w:r>
+        <w:rPr>
+          <w:rFonts w:ascii="Courier New" w:eastAsia="Times New Roman" w:hAnsi="Courier New" w:cs="Courier New"/>
+          <w:color w:val="000000"/>
+          <w:sz w:val="20"/>
+          <w:szCs w:val="20"/>
+          <w:lang w:val="en-US" w:eastAsia="ru-RU"/>
+        </w:rPr>
         <w:t>i</w:t>
       </w:r>
       <w:proofErr w:type="spellEnd"/>
@@ -2063,61 +2268,7 @@
           <w:szCs w:val="20"/>
           <w:lang w:val="en-US" w:eastAsia="ru-RU"/>
         </w:rPr>
-        <w:t xml:space="preserve"> </w:t>
-      </w:r>
-      <w:r>
-        <w:rPr>
-          <w:rFonts w:ascii="Courier New" w:eastAsia="Times New Roman" w:hAnsi="Courier New" w:cs="Courier New"/>
-          <w:b/>
-          <w:bCs/>
-          <w:color w:val="FF7700"/>
-          <w:sz w:val="20"/>
-          <w:szCs w:val="20"/>
-          <w:lang w:val="en-US" w:eastAsia="ru-RU"/>
-        </w:rPr>
-        <w:t>in</w:t>
-      </w:r>
-      <w:r>
-        <w:rPr>
-          <w:rFonts w:ascii="Courier New" w:eastAsia="Times New Roman" w:hAnsi="Courier New" w:cs="Courier New"/>
-          <w:color w:val="000000"/>
-          <w:sz w:val="20"/>
-          <w:szCs w:val="20"/>
-          <w:lang w:val="en-US" w:eastAsia="ru-RU"/>
-        </w:rPr>
-        <w:t xml:space="preserve"> </w:t>
-      </w:r>
-      <w:proofErr w:type="gramStart"/>
-      <w:r>
-        <w:rPr>
-          <w:rFonts w:ascii="Courier New" w:eastAsia="Times New Roman" w:hAnsi="Courier New" w:cs="Courier New"/>
-          <w:color w:val="008000"/>
-          <w:sz w:val="20"/>
-          <w:szCs w:val="20"/>
-          <w:lang w:val="en-US" w:eastAsia="ru-RU"/>
-        </w:rPr>
-        <w:t>range</w:t>
-      </w:r>
-      <w:r>
-        <w:rPr>
-          <w:rFonts w:ascii="Courier New" w:eastAsia="Times New Roman" w:hAnsi="Courier New" w:cs="Courier New"/>
-          <w:color w:val="000000"/>
-          <w:sz w:val="20"/>
-          <w:szCs w:val="20"/>
-          <w:lang w:val="en-US" w:eastAsia="ru-RU"/>
-        </w:rPr>
-        <w:t>(</w:t>
-      </w:r>
-      <w:proofErr w:type="gramEnd"/>
-      <w:r>
-        <w:rPr>
-          <w:rFonts w:ascii="Courier New" w:eastAsia="Times New Roman" w:hAnsi="Courier New" w:cs="Courier New"/>
-          <w:color w:val="FF4500"/>
-          <w:sz w:val="20"/>
-          <w:szCs w:val="20"/>
-          <w:lang w:val="en-US" w:eastAsia="ru-RU"/>
-        </w:rPr>
-        <w:t>0</w:t>
+        <w:t xml:space="preserve">] </w:t>
       </w:r>
       <w:r>
         <w:rPr>
@@ -2127,17 +2278,39 @@
           <w:szCs w:val="20"/>
           <w:lang w:val="en-US" w:eastAsia="ru-RU"/>
         </w:rPr>
-        <w:t>,</w:t>
-      </w:r>
-      <w:r>
-        <w:rPr>
-          <w:rFonts w:ascii="Courier New" w:eastAsia="Times New Roman" w:hAnsi="Courier New" w:cs="Courier New"/>
-          <w:color w:val="000000"/>
-          <w:sz w:val="20"/>
-          <w:szCs w:val="20"/>
-          <w:lang w:val="en-US" w:eastAsia="ru-RU"/>
-        </w:rPr>
-        <w:t xml:space="preserve"> n):</w:t>
+        <w:t>=</w:t>
+      </w:r>
+      <w:r>
+        <w:rPr>
+          <w:rFonts w:ascii="Courier New" w:eastAsia="Times New Roman" w:hAnsi="Courier New" w:cs="Courier New"/>
+          <w:color w:val="000000"/>
+          <w:sz w:val="20"/>
+          <w:szCs w:val="20"/>
+          <w:lang w:val="en-US" w:eastAsia="ru-RU"/>
+        </w:rPr>
+        <w:t xml:space="preserve"> v[</w:t>
+      </w:r>
+      <w:proofErr w:type="spellStart"/>
+      <w:r>
+        <w:rPr>
+          <w:rFonts w:ascii="Courier New" w:eastAsia="Times New Roman" w:hAnsi="Courier New" w:cs="Courier New"/>
+          <w:color w:val="000000"/>
+          <w:sz w:val="20"/>
+          <w:szCs w:val="20"/>
+          <w:lang w:val="en-US" w:eastAsia="ru-RU"/>
+        </w:rPr>
+        <w:t>i</w:t>
+      </w:r>
+      <w:proofErr w:type="spellEnd"/>
+      <w:r>
+        <w:rPr>
+          <w:rFonts w:ascii="Courier New" w:eastAsia="Times New Roman" w:hAnsi="Courier New" w:cs="Courier New"/>
+          <w:color w:val="000000"/>
+          <w:sz w:val="20"/>
+          <w:szCs w:val="20"/>
+          <w:lang w:val="en-US" w:eastAsia="ru-RU"/>
+        </w:rPr>
+        <w:t>]</w:t>
       </w:r>
     </w:p>
     <w:p>
@@ -2179,49 +2352,81 @@
         </w:rPr>
         <w:t xml:space="preserve">            </w:t>
       </w:r>
-      <w:proofErr w:type="spellStart"/>
-      <w:r>
-        <w:rPr>
-          <w:rFonts w:ascii="Courier New" w:eastAsia="Times New Roman" w:hAnsi="Courier New" w:cs="Courier New"/>
-          <w:color w:val="000000"/>
-          <w:sz w:val="20"/>
-          <w:szCs w:val="20"/>
-          <w:lang w:val="en-US" w:eastAsia="ru-RU"/>
-        </w:rPr>
-        <w:t>xcurr</w:t>
-      </w:r>
-      <w:proofErr w:type="spellEnd"/>
-      <w:r>
-        <w:rPr>
-          <w:rFonts w:ascii="Courier New" w:eastAsia="Times New Roman" w:hAnsi="Courier New" w:cs="Courier New"/>
-          <w:color w:val="000000"/>
-          <w:sz w:val="20"/>
-          <w:szCs w:val="20"/>
-          <w:lang w:val="en-US" w:eastAsia="ru-RU"/>
-        </w:rPr>
-        <w:t>[</w:t>
-      </w:r>
-      <w:proofErr w:type="spellStart"/>
-      <w:r>
-        <w:rPr>
-          <w:rFonts w:ascii="Courier New" w:eastAsia="Times New Roman" w:hAnsi="Courier New" w:cs="Courier New"/>
-          <w:color w:val="000000"/>
-          <w:sz w:val="20"/>
-          <w:szCs w:val="20"/>
-          <w:lang w:val="en-US" w:eastAsia="ru-RU"/>
-        </w:rPr>
-        <w:t>i</w:t>
-      </w:r>
-      <w:proofErr w:type="spellEnd"/>
-      <w:r>
-        <w:rPr>
-          <w:rFonts w:ascii="Courier New" w:eastAsia="Times New Roman" w:hAnsi="Courier New" w:cs="Courier New"/>
-          <w:color w:val="000000"/>
-          <w:sz w:val="20"/>
-          <w:szCs w:val="20"/>
-          <w:lang w:val="en-US" w:eastAsia="ru-RU"/>
-        </w:rPr>
-        <w:t xml:space="preserve">] </w:t>
+      <w:r>
+        <w:rPr>
+          <w:rFonts w:ascii="Courier New" w:eastAsia="Times New Roman" w:hAnsi="Courier New" w:cs="Courier New"/>
+          <w:b/>
+          <w:bCs/>
+          <w:color w:val="FF7700"/>
+          <w:sz w:val="20"/>
+          <w:szCs w:val="20"/>
+          <w:lang w:val="en-US" w:eastAsia="ru-RU"/>
+        </w:rPr>
+        <w:t>for</w:t>
+      </w:r>
+      <w:r>
+        <w:rPr>
+          <w:rFonts w:ascii="Courier New" w:eastAsia="Times New Roman" w:hAnsi="Courier New" w:cs="Courier New"/>
+          <w:color w:val="000000"/>
+          <w:sz w:val="20"/>
+          <w:szCs w:val="20"/>
+          <w:lang w:val="en-US" w:eastAsia="ru-RU"/>
+        </w:rPr>
+        <w:t xml:space="preserve"> j </w:t>
+      </w:r>
+      <w:r>
+        <w:rPr>
+          <w:rFonts w:ascii="Courier New" w:eastAsia="Times New Roman" w:hAnsi="Courier New" w:cs="Courier New"/>
+          <w:b/>
+          <w:bCs/>
+          <w:color w:val="FF7700"/>
+          <w:sz w:val="20"/>
+          <w:szCs w:val="20"/>
+          <w:lang w:val="en-US" w:eastAsia="ru-RU"/>
+        </w:rPr>
+        <w:t>in</w:t>
+      </w:r>
+      <w:r>
+        <w:rPr>
+          <w:rFonts w:ascii="Courier New" w:eastAsia="Times New Roman" w:hAnsi="Courier New" w:cs="Courier New"/>
+          <w:color w:val="000000"/>
+          <w:sz w:val="20"/>
+          <w:szCs w:val="20"/>
+          <w:lang w:val="en-US" w:eastAsia="ru-RU"/>
+        </w:rPr>
+        <w:t xml:space="preserve"> </w:t>
+      </w:r>
+      <w:proofErr w:type="gramStart"/>
+      <w:r>
+        <w:rPr>
+          <w:rFonts w:ascii="Courier New" w:eastAsia="Times New Roman" w:hAnsi="Courier New" w:cs="Courier New"/>
+          <w:color w:val="008000"/>
+          <w:sz w:val="20"/>
+          <w:szCs w:val="20"/>
+          <w:lang w:val="en-US" w:eastAsia="ru-RU"/>
+        </w:rPr>
+        <w:t>range</w:t>
+      </w:r>
+      <w:r>
+        <w:rPr>
+          <w:rFonts w:ascii="Courier New" w:eastAsia="Times New Roman" w:hAnsi="Courier New" w:cs="Courier New"/>
+          <w:color w:val="000000"/>
+          <w:sz w:val="20"/>
+          <w:szCs w:val="20"/>
+          <w:lang w:val="en-US" w:eastAsia="ru-RU"/>
+        </w:rPr>
+        <w:t>(</w:t>
+      </w:r>
+      <w:proofErr w:type="gramEnd"/>
+      <w:r>
+        <w:rPr>
+          <w:rFonts w:ascii="Courier New" w:eastAsia="Times New Roman" w:hAnsi="Courier New" w:cs="Courier New"/>
+          <w:color w:val="FF4500"/>
+          <w:sz w:val="20"/>
+          <w:szCs w:val="20"/>
+          <w:lang w:val="en-US" w:eastAsia="ru-RU"/>
+        </w:rPr>
+        <w:t>0</w:t>
       </w:r>
       <w:r>
         <w:rPr>
@@ -2231,39 +2436,17 @@
           <w:szCs w:val="20"/>
           <w:lang w:val="en-US" w:eastAsia="ru-RU"/>
         </w:rPr>
-        <w:t>=</w:t>
-      </w:r>
-      <w:r>
-        <w:rPr>
-          <w:rFonts w:ascii="Courier New" w:eastAsia="Times New Roman" w:hAnsi="Courier New" w:cs="Courier New"/>
-          <w:color w:val="000000"/>
-          <w:sz w:val="20"/>
-          <w:szCs w:val="20"/>
-          <w:lang w:val="en-US" w:eastAsia="ru-RU"/>
-        </w:rPr>
-        <w:t xml:space="preserve"> v[</w:t>
-      </w:r>
-      <w:proofErr w:type="spellStart"/>
-      <w:r>
-        <w:rPr>
-          <w:rFonts w:ascii="Courier New" w:eastAsia="Times New Roman" w:hAnsi="Courier New" w:cs="Courier New"/>
-          <w:color w:val="000000"/>
-          <w:sz w:val="20"/>
-          <w:szCs w:val="20"/>
-          <w:lang w:val="en-US" w:eastAsia="ru-RU"/>
-        </w:rPr>
-        <w:t>i</w:t>
-      </w:r>
-      <w:proofErr w:type="spellEnd"/>
-      <w:r>
-        <w:rPr>
-          <w:rFonts w:ascii="Courier New" w:eastAsia="Times New Roman" w:hAnsi="Courier New" w:cs="Courier New"/>
-          <w:color w:val="000000"/>
-          <w:sz w:val="20"/>
-          <w:szCs w:val="20"/>
-          <w:lang w:val="en-US" w:eastAsia="ru-RU"/>
-        </w:rPr>
-        <w:t>]</w:t>
+        <w:t>,</w:t>
+      </w:r>
+      <w:r>
+        <w:rPr>
+          <w:rFonts w:ascii="Courier New" w:eastAsia="Times New Roman" w:hAnsi="Courier New" w:cs="Courier New"/>
+          <w:color w:val="000000"/>
+          <w:sz w:val="20"/>
+          <w:szCs w:val="20"/>
+          <w:lang w:val="en-US" w:eastAsia="ru-RU"/>
+        </w:rPr>
+        <w:t xml:space="preserve"> n):</w:t>
       </w:r>
     </w:p>
     <w:p>
@@ -2303,83 +2486,51 @@
           <w:szCs w:val="20"/>
           <w:lang w:val="en-US" w:eastAsia="ru-RU"/>
         </w:rPr>
-        <w:t xml:space="preserve">            </w:t>
-      </w:r>
-      <w:r>
-        <w:rPr>
-          <w:rFonts w:ascii="Courier New" w:eastAsia="Times New Roman" w:hAnsi="Courier New" w:cs="Courier New"/>
-          <w:b/>
-          <w:bCs/>
-          <w:color w:val="FF7700"/>
-          <w:sz w:val="20"/>
-          <w:szCs w:val="20"/>
-          <w:lang w:val="en-US" w:eastAsia="ru-RU"/>
-        </w:rPr>
-        <w:t>for</w:t>
-      </w:r>
-      <w:r>
-        <w:rPr>
-          <w:rFonts w:ascii="Courier New" w:eastAsia="Times New Roman" w:hAnsi="Courier New" w:cs="Courier New"/>
-          <w:color w:val="000000"/>
-          <w:sz w:val="20"/>
-          <w:szCs w:val="20"/>
-          <w:lang w:val="en-US" w:eastAsia="ru-RU"/>
-        </w:rPr>
-        <w:t xml:space="preserve"> j </w:t>
-      </w:r>
-      <w:r>
-        <w:rPr>
-          <w:rFonts w:ascii="Courier New" w:eastAsia="Times New Roman" w:hAnsi="Courier New" w:cs="Courier New"/>
-          <w:b/>
-          <w:bCs/>
-          <w:color w:val="FF7700"/>
-          <w:sz w:val="20"/>
-          <w:szCs w:val="20"/>
-          <w:lang w:val="en-US" w:eastAsia="ru-RU"/>
-        </w:rPr>
-        <w:t>in</w:t>
-      </w:r>
-      <w:r>
-        <w:rPr>
-          <w:rFonts w:ascii="Courier New" w:eastAsia="Times New Roman" w:hAnsi="Courier New" w:cs="Courier New"/>
-          <w:color w:val="000000"/>
-          <w:sz w:val="20"/>
-          <w:szCs w:val="20"/>
-          <w:lang w:val="en-US" w:eastAsia="ru-RU"/>
-        </w:rPr>
-        <w:t xml:space="preserve"> </w:t>
-      </w:r>
-      <w:proofErr w:type="gramStart"/>
-      <w:r>
-        <w:rPr>
-          <w:rFonts w:ascii="Courier New" w:eastAsia="Times New Roman" w:hAnsi="Courier New" w:cs="Courier New"/>
-          <w:color w:val="008000"/>
-          <w:sz w:val="20"/>
-          <w:szCs w:val="20"/>
-          <w:lang w:val="en-US" w:eastAsia="ru-RU"/>
-        </w:rPr>
-        <w:t>range</w:t>
-      </w:r>
-      <w:r>
-        <w:rPr>
-          <w:rFonts w:ascii="Courier New" w:eastAsia="Times New Roman" w:hAnsi="Courier New" w:cs="Courier New"/>
-          <w:color w:val="000000"/>
-          <w:sz w:val="20"/>
-          <w:szCs w:val="20"/>
-          <w:lang w:val="en-US" w:eastAsia="ru-RU"/>
-        </w:rPr>
-        <w:t>(</w:t>
-      </w:r>
-      <w:proofErr w:type="gramEnd"/>
-      <w:r>
-        <w:rPr>
-          <w:rFonts w:ascii="Courier New" w:eastAsia="Times New Roman" w:hAnsi="Courier New" w:cs="Courier New"/>
-          <w:color w:val="FF4500"/>
-          <w:sz w:val="20"/>
-          <w:szCs w:val="20"/>
-          <w:lang w:val="en-US" w:eastAsia="ru-RU"/>
-        </w:rPr>
-        <w:t>0</w:t>
+        <w:t xml:space="preserve">                </w:t>
+      </w:r>
+      <w:proofErr w:type="spellStart"/>
+      <w:r>
+        <w:rPr>
+          <w:rFonts w:ascii="Courier New" w:eastAsia="Times New Roman" w:hAnsi="Courier New" w:cs="Courier New"/>
+          <w:color w:val="000000"/>
+          <w:sz w:val="20"/>
+          <w:szCs w:val="20"/>
+          <w:lang w:val="en-US" w:eastAsia="ru-RU"/>
+        </w:rPr>
+        <w:t>xcurr</w:t>
+      </w:r>
+      <w:proofErr w:type="spellEnd"/>
+      <w:r>
+        <w:rPr>
+          <w:rFonts w:ascii="Courier New" w:eastAsia="Times New Roman" w:hAnsi="Courier New" w:cs="Courier New"/>
+          <w:color w:val="000000"/>
+          <w:sz w:val="20"/>
+          <w:szCs w:val="20"/>
+          <w:lang w:val="en-US" w:eastAsia="ru-RU"/>
+        </w:rPr>
+        <w:t>[</w:t>
+      </w:r>
+      <w:proofErr w:type="spellStart"/>
+      <w:r>
+        <w:rPr>
+          <w:rFonts w:ascii="Courier New" w:eastAsia="Times New Roman" w:hAnsi="Courier New" w:cs="Courier New"/>
+          <w:color w:val="000000"/>
+          <w:sz w:val="20"/>
+          <w:szCs w:val="20"/>
+          <w:lang w:val="en-US" w:eastAsia="ru-RU"/>
+        </w:rPr>
+        <w:t>i</w:t>
+      </w:r>
+      <w:proofErr w:type="spellEnd"/>
+      <w:r>
+        <w:rPr>
+          <w:rFonts w:ascii="Courier New" w:eastAsia="Times New Roman" w:hAnsi="Courier New" w:cs="Courier New"/>
+          <w:color w:val="000000"/>
+          <w:sz w:val="20"/>
+          <w:szCs w:val="20"/>
+          <w:lang w:val="en-US" w:eastAsia="ru-RU"/>
+        </w:rPr>
+        <w:t>] +</w:t>
       </w:r>
       <w:r>
         <w:rPr>
@@ -2389,17 +2540,61 @@
           <w:szCs w:val="20"/>
           <w:lang w:val="en-US" w:eastAsia="ru-RU"/>
         </w:rPr>
-        <w:t>,</w:t>
-      </w:r>
-      <w:r>
-        <w:rPr>
-          <w:rFonts w:ascii="Courier New" w:eastAsia="Times New Roman" w:hAnsi="Courier New" w:cs="Courier New"/>
-          <w:color w:val="000000"/>
-          <w:sz w:val="20"/>
-          <w:szCs w:val="20"/>
-          <w:lang w:val="en-US" w:eastAsia="ru-RU"/>
-        </w:rPr>
-        <w:t xml:space="preserve"> n):</w:t>
+        <w:t>=</w:t>
+      </w:r>
+      <w:r>
+        <w:rPr>
+          <w:rFonts w:ascii="Courier New" w:eastAsia="Times New Roman" w:hAnsi="Courier New" w:cs="Courier New"/>
+          <w:color w:val="000000"/>
+          <w:sz w:val="20"/>
+          <w:szCs w:val="20"/>
+          <w:lang w:val="en-US" w:eastAsia="ru-RU"/>
+        </w:rPr>
+        <w:t xml:space="preserve"> C[</w:t>
+      </w:r>
+      <w:proofErr w:type="spellStart"/>
+      <w:r>
+        <w:rPr>
+          <w:rFonts w:ascii="Courier New" w:eastAsia="Times New Roman" w:hAnsi="Courier New" w:cs="Courier New"/>
+          <w:color w:val="000000"/>
+          <w:sz w:val="20"/>
+          <w:szCs w:val="20"/>
+          <w:lang w:val="en-US" w:eastAsia="ru-RU"/>
+        </w:rPr>
+        <w:t>i</w:t>
+      </w:r>
+      <w:proofErr w:type="spellEnd"/>
+      <w:r>
+        <w:rPr>
+          <w:rFonts w:ascii="Courier New" w:eastAsia="Times New Roman" w:hAnsi="Courier New" w:cs="Courier New"/>
+          <w:color w:val="000000"/>
+          <w:sz w:val="20"/>
+          <w:szCs w:val="20"/>
+          <w:lang w:val="en-US" w:eastAsia="ru-RU"/>
+        </w:rPr>
+        <w:t xml:space="preserve">][j] * </w:t>
+      </w:r>
+      <w:proofErr w:type="spellStart"/>
+      <w:r>
+        <w:rPr>
+          <w:rFonts w:ascii="Courier New" w:eastAsia="Times New Roman" w:hAnsi="Courier New" w:cs="Courier New"/>
+          <w:color w:val="000000"/>
+          <w:sz w:val="20"/>
+          <w:szCs w:val="20"/>
+          <w:lang w:val="en-US" w:eastAsia="ru-RU"/>
+        </w:rPr>
+        <w:t>xprev</w:t>
+      </w:r>
+      <w:proofErr w:type="spellEnd"/>
+      <w:r>
+        <w:rPr>
+          <w:rFonts w:ascii="Courier New" w:eastAsia="Times New Roman" w:hAnsi="Courier New" w:cs="Courier New"/>
+          <w:color w:val="000000"/>
+          <w:sz w:val="20"/>
+          <w:szCs w:val="20"/>
+          <w:lang w:val="en-US" w:eastAsia="ru-RU"/>
+        </w:rPr>
+        <w:t>[j]</w:t>
       </w:r>
     </w:p>
     <w:p>
@@ -2439,7 +2634,7 @@
           <w:szCs w:val="20"/>
           <w:lang w:val="en-US" w:eastAsia="ru-RU"/>
         </w:rPr>
-        <w:t xml:space="preserve">                </w:t>
+        <w:t xml:space="preserve">            </w:t>
       </w:r>
       <w:proofErr w:type="spellStart"/>
       <w:r>
@@ -2450,6 +2645,88 @@
           <w:szCs w:val="20"/>
           <w:lang w:val="en-US" w:eastAsia="ru-RU"/>
         </w:rPr>
+        <w:t>maxx</w:t>
+      </w:r>
+      <w:proofErr w:type="spellEnd"/>
+      <w:r>
+        <w:rPr>
+          <w:rFonts w:ascii="Courier New" w:eastAsia="Times New Roman" w:hAnsi="Courier New" w:cs="Courier New"/>
+          <w:color w:val="000000"/>
+          <w:sz w:val="20"/>
+          <w:szCs w:val="20"/>
+          <w:lang w:val="en-US" w:eastAsia="ru-RU"/>
+        </w:rPr>
+        <w:t xml:space="preserve"> </w:t>
+      </w:r>
+      <w:r>
+        <w:rPr>
+          <w:rFonts w:ascii="Courier New" w:eastAsia="Times New Roman" w:hAnsi="Courier New" w:cs="Courier New"/>
+          <w:color w:val="66CC66"/>
+          <w:sz w:val="20"/>
+          <w:szCs w:val="20"/>
+          <w:lang w:val="en-US" w:eastAsia="ru-RU"/>
+        </w:rPr>
+        <w:t>=</w:t>
+      </w:r>
+      <w:r>
+        <w:rPr>
+          <w:rFonts w:ascii="Courier New" w:eastAsia="Times New Roman" w:hAnsi="Courier New" w:cs="Courier New"/>
+          <w:color w:val="000000"/>
+          <w:sz w:val="20"/>
+          <w:szCs w:val="20"/>
+          <w:lang w:val="en-US" w:eastAsia="ru-RU"/>
+        </w:rPr>
+        <w:t xml:space="preserve"> </w:t>
+      </w:r>
+      <w:r>
+        <w:rPr>
+          <w:rFonts w:ascii="Courier New" w:eastAsia="Times New Roman" w:hAnsi="Courier New" w:cs="Courier New"/>
+          <w:color w:val="008000"/>
+          <w:sz w:val="20"/>
+          <w:szCs w:val="20"/>
+          <w:lang w:val="en-US" w:eastAsia="ru-RU"/>
+        </w:rPr>
+        <w:t>max</w:t>
+      </w:r>
+      <w:r>
+        <w:rPr>
+          <w:rFonts w:ascii="Courier New" w:eastAsia="Times New Roman" w:hAnsi="Courier New" w:cs="Courier New"/>
+          <w:color w:val="000000"/>
+          <w:sz w:val="20"/>
+          <w:szCs w:val="20"/>
+          <w:lang w:val="en-US" w:eastAsia="ru-RU"/>
+        </w:rPr>
+        <w:t>(</w:t>
+      </w:r>
+      <w:r>
+        <w:rPr>
+          <w:rFonts w:ascii="Courier New" w:eastAsia="Times New Roman" w:hAnsi="Courier New" w:cs="Courier New"/>
+          <w:color w:val="008000"/>
+          <w:sz w:val="20"/>
+          <w:szCs w:val="20"/>
+          <w:lang w:val="en-US" w:eastAsia="ru-RU"/>
+        </w:rPr>
+        <w:t>abs</w:t>
+      </w:r>
+      <w:r>
+        <w:rPr>
+          <w:rFonts w:ascii="Courier New" w:eastAsia="Times New Roman" w:hAnsi="Courier New" w:cs="Courier New"/>
+          <w:color w:val="000000"/>
+          <w:sz w:val="20"/>
+          <w:szCs w:val="20"/>
+          <w:lang w:val="en-US" w:eastAsia="ru-RU"/>
+        </w:rPr>
+        <w:t>(</w:t>
+      </w:r>
+      <w:proofErr w:type="spellStart"/>
+      <w:r>
+        <w:rPr>
+          <w:rFonts w:ascii="Courier New" w:eastAsia="Times New Roman" w:hAnsi="Courier New" w:cs="Courier New"/>
+          <w:color w:val="000000"/>
+          <w:sz w:val="20"/>
+          <w:szCs w:val="20"/>
+          <w:lang w:val="en-US" w:eastAsia="ru-RU"/>
+        </w:rPr>
         <w:t>xcurr</w:t>
       </w:r>
       <w:proofErr w:type="spellEnd"/>
@@ -2483,7 +2760,51 @@
           <w:szCs w:val="20"/>
           <w:lang w:val="en-US" w:eastAsia="ru-RU"/>
         </w:rPr>
-        <w:t>] +</w:t>
+        <w:t xml:space="preserve">] - </w:t>
+      </w:r>
+      <w:proofErr w:type="spellStart"/>
+      <w:r>
+        <w:rPr>
+          <w:rFonts w:ascii="Courier New" w:eastAsia="Times New Roman" w:hAnsi="Courier New" w:cs="Courier New"/>
+          <w:color w:val="000000"/>
+          <w:sz w:val="20"/>
+          <w:szCs w:val="20"/>
+          <w:lang w:val="en-US" w:eastAsia="ru-RU"/>
+        </w:rPr>
+        <w:t>xprev</w:t>
+      </w:r>
+      <w:proofErr w:type="spellEnd"/>
+      <w:r>
+        <w:rPr>
+          <w:rFonts w:ascii="Courier New" w:eastAsia="Times New Roman" w:hAnsi="Courier New" w:cs="Courier New"/>
+          <w:color w:val="000000"/>
+          <w:sz w:val="20"/>
+          <w:szCs w:val="20"/>
+          <w:lang w:val="en-US" w:eastAsia="ru-RU"/>
+        </w:rPr>
+        <w:t>[</w:t>
+      </w:r>
+      <w:proofErr w:type="spellStart"/>
+      <w:r>
+        <w:rPr>
+          <w:rFonts w:ascii="Courier New" w:eastAsia="Times New Roman" w:hAnsi="Courier New" w:cs="Courier New"/>
+          <w:color w:val="000000"/>
+          <w:sz w:val="20"/>
+          <w:szCs w:val="20"/>
+          <w:lang w:val="en-US" w:eastAsia="ru-RU"/>
+        </w:rPr>
+        <w:t>i</w:t>
+      </w:r>
+      <w:proofErr w:type="spellEnd"/>
+      <w:r>
+        <w:rPr>
+          <w:rFonts w:ascii="Courier New" w:eastAsia="Times New Roman" w:hAnsi="Courier New" w:cs="Courier New"/>
+          <w:color w:val="000000"/>
+          <w:sz w:val="20"/>
+          <w:szCs w:val="20"/>
+          <w:lang w:val="en-US" w:eastAsia="ru-RU"/>
+        </w:rPr>
+        <w:t>])</w:t>
       </w:r>
       <w:r>
         <w:rPr>
@@ -2493,17 +2814,17 @@
           <w:szCs w:val="20"/>
           <w:lang w:val="en-US" w:eastAsia="ru-RU"/>
         </w:rPr>
-        <w:t>=</w:t>
-      </w:r>
-      <w:r>
-        <w:rPr>
-          <w:rFonts w:ascii="Courier New" w:eastAsia="Times New Roman" w:hAnsi="Courier New" w:cs="Courier New"/>
-          <w:color w:val="000000"/>
-          <w:sz w:val="20"/>
-          <w:szCs w:val="20"/>
-          <w:lang w:val="en-US" w:eastAsia="ru-RU"/>
-        </w:rPr>
-        <w:t xml:space="preserve"> C[</w:t>
+        <w:t>,</w:t>
+      </w:r>
+      <w:r>
+        <w:rPr>
+          <w:rFonts w:ascii="Courier New" w:eastAsia="Times New Roman" w:hAnsi="Courier New" w:cs="Courier New"/>
+          <w:color w:val="000000"/>
+          <w:sz w:val="20"/>
+          <w:szCs w:val="20"/>
+          <w:lang w:val="en-US" w:eastAsia="ru-RU"/>
+        </w:rPr>
+        <w:t xml:space="preserve"> </w:t>
       </w:r>
       <w:proofErr w:type="spellStart"/>
       <w:r>
@@ -2514,7 +2835,7 @@
           <w:szCs w:val="20"/>
           <w:lang w:val="en-US" w:eastAsia="ru-RU"/>
         </w:rPr>
-        <w:t>i</w:t>
+        <w:t>maxx</w:t>
       </w:r>
       <w:proofErr w:type="spellEnd"/>
       <w:r>
@@ -2525,29 +2846,7 @@
           <w:szCs w:val="20"/>
           <w:lang w:val="en-US" w:eastAsia="ru-RU"/>
         </w:rPr>
-        <w:t xml:space="preserve">][j] * </w:t>
-      </w:r>
-      <w:proofErr w:type="spellStart"/>
-      <w:r>
-        <w:rPr>
-          <w:rFonts w:ascii="Courier New" w:eastAsia="Times New Roman" w:hAnsi="Courier New" w:cs="Courier New"/>
-          <w:color w:val="000000"/>
-          <w:sz w:val="20"/>
-          <w:szCs w:val="20"/>
-          <w:lang w:val="en-US" w:eastAsia="ru-RU"/>
-        </w:rPr>
-        <w:t>xprev</w:t>
-      </w:r>
-      <w:proofErr w:type="spellEnd"/>
-      <w:r>
-        <w:rPr>
-          <w:rFonts w:ascii="Courier New" w:eastAsia="Times New Roman" w:hAnsi="Courier New" w:cs="Courier New"/>
-          <w:color w:val="000000"/>
-          <w:sz w:val="20"/>
-          <w:szCs w:val="20"/>
-          <w:lang w:val="en-US" w:eastAsia="ru-RU"/>
-        </w:rPr>
-        <w:t>[j]</w:t>
+        <w:t>)</w:t>
       </w:r>
     </w:p>
     <w:p>
@@ -2587,7 +2886,49 @@
           <w:szCs w:val="20"/>
           <w:lang w:val="en-US" w:eastAsia="ru-RU"/>
         </w:rPr>
-        <w:t xml:space="preserve">            </w:t>
+        <w:t xml:space="preserve">        </w:t>
+      </w:r>
+      <w:r>
+        <w:rPr>
+          <w:rFonts w:ascii="Courier New" w:eastAsia="Times New Roman" w:hAnsi="Courier New" w:cs="Courier New"/>
+          <w:b/>
+          <w:bCs/>
+          <w:color w:val="FF7700"/>
+          <w:sz w:val="20"/>
+          <w:szCs w:val="20"/>
+          <w:lang w:val="en-US" w:eastAsia="ru-RU"/>
+        </w:rPr>
+        <w:t>if</w:t>
+      </w:r>
+      <w:r>
+        <w:rPr>
+          <w:rFonts w:ascii="Courier New" w:eastAsia="Times New Roman" w:hAnsi="Courier New" w:cs="Courier New"/>
+          <w:color w:val="000000"/>
+          <w:sz w:val="20"/>
+          <w:szCs w:val="20"/>
+          <w:lang w:val="en-US" w:eastAsia="ru-RU"/>
+        </w:rPr>
+        <w:t xml:space="preserve"> (</w:t>
+      </w:r>
+      <w:r>
+        <w:rPr>
+          <w:rFonts w:ascii="Courier New" w:eastAsia="Times New Roman" w:hAnsi="Courier New" w:cs="Courier New"/>
+          <w:color w:val="008000"/>
+          <w:sz w:val="20"/>
+          <w:szCs w:val="20"/>
+          <w:lang w:val="en-US" w:eastAsia="ru-RU"/>
+        </w:rPr>
+        <w:t>abs</w:t>
+      </w:r>
+      <w:r>
+        <w:rPr>
+          <w:rFonts w:ascii="Courier New" w:eastAsia="Times New Roman" w:hAnsi="Courier New" w:cs="Courier New"/>
+          <w:color w:val="000000"/>
+          <w:sz w:val="20"/>
+          <w:szCs w:val="20"/>
+          <w:lang w:val="en-US" w:eastAsia="ru-RU"/>
+        </w:rPr>
+        <w:t>(</w:t>
       </w:r>
       <w:proofErr w:type="spellStart"/>
       <w:r>
@@ -2609,7 +2950,7 @@
           <w:szCs w:val="20"/>
           <w:lang w:val="en-US" w:eastAsia="ru-RU"/>
         </w:rPr>
-        <w:t xml:space="preserve"> </w:t>
+        <w:t xml:space="preserve">) </w:t>
       </w:r>
       <w:r>
         <w:rPr>
@@ -2619,187 +2960,17 @@
           <w:szCs w:val="20"/>
           <w:lang w:val="en-US" w:eastAsia="ru-RU"/>
         </w:rPr>
-        <w:t>=</w:t>
-      </w:r>
-      <w:r>
-        <w:rPr>
-          <w:rFonts w:ascii="Courier New" w:eastAsia="Times New Roman" w:hAnsi="Courier New" w:cs="Courier New"/>
-          <w:color w:val="000000"/>
-          <w:sz w:val="20"/>
-          <w:szCs w:val="20"/>
-          <w:lang w:val="en-US" w:eastAsia="ru-RU"/>
-        </w:rPr>
-        <w:t xml:space="preserve"> </w:t>
-      </w:r>
-      <w:r>
-        <w:rPr>
-          <w:rFonts w:ascii="Courier New" w:eastAsia="Times New Roman" w:hAnsi="Courier New" w:cs="Courier New"/>
-          <w:color w:val="008000"/>
-          <w:sz w:val="20"/>
-          <w:szCs w:val="20"/>
-          <w:lang w:val="en-US" w:eastAsia="ru-RU"/>
-        </w:rPr>
-        <w:t>max</w:t>
-      </w:r>
-      <w:r>
-        <w:rPr>
-          <w:rFonts w:ascii="Courier New" w:eastAsia="Times New Roman" w:hAnsi="Courier New" w:cs="Courier New"/>
-          <w:color w:val="000000"/>
-          <w:sz w:val="20"/>
-          <w:szCs w:val="20"/>
-          <w:lang w:val="en-US" w:eastAsia="ru-RU"/>
-        </w:rPr>
-        <w:t>(</w:t>
-      </w:r>
-      <w:r>
-        <w:rPr>
-          <w:rFonts w:ascii="Courier New" w:eastAsia="Times New Roman" w:hAnsi="Courier New" w:cs="Courier New"/>
-          <w:color w:val="008000"/>
-          <w:sz w:val="20"/>
-          <w:szCs w:val="20"/>
-          <w:lang w:val="en-US" w:eastAsia="ru-RU"/>
-        </w:rPr>
-        <w:t>abs</w:t>
-      </w:r>
-      <w:r>
-        <w:rPr>
-          <w:rFonts w:ascii="Courier New" w:eastAsia="Times New Roman" w:hAnsi="Courier New" w:cs="Courier New"/>
-          <w:color w:val="000000"/>
-          <w:sz w:val="20"/>
-          <w:szCs w:val="20"/>
-          <w:lang w:val="en-US" w:eastAsia="ru-RU"/>
-        </w:rPr>
-        <w:t>(</w:t>
-      </w:r>
-      <w:proofErr w:type="spellStart"/>
-      <w:r>
-        <w:rPr>
-          <w:rFonts w:ascii="Courier New" w:eastAsia="Times New Roman" w:hAnsi="Courier New" w:cs="Courier New"/>
-          <w:color w:val="000000"/>
-          <w:sz w:val="20"/>
-          <w:szCs w:val="20"/>
-          <w:lang w:val="en-US" w:eastAsia="ru-RU"/>
-        </w:rPr>
-        <w:t>xcurr</w:t>
-      </w:r>
-      <w:proofErr w:type="spellEnd"/>
-      <w:r>
-        <w:rPr>
-          <w:rFonts w:ascii="Courier New" w:eastAsia="Times New Roman" w:hAnsi="Courier New" w:cs="Courier New"/>
-          <w:color w:val="000000"/>
-          <w:sz w:val="20"/>
-          <w:szCs w:val="20"/>
-          <w:lang w:val="en-US" w:eastAsia="ru-RU"/>
-        </w:rPr>
-        <w:t>[</w:t>
-      </w:r>
-      <w:proofErr w:type="spellStart"/>
-      <w:r>
-        <w:rPr>
-          <w:rFonts w:ascii="Courier New" w:eastAsia="Times New Roman" w:hAnsi="Courier New" w:cs="Courier New"/>
-          <w:color w:val="000000"/>
-          <w:sz w:val="20"/>
-          <w:szCs w:val="20"/>
-          <w:lang w:val="en-US" w:eastAsia="ru-RU"/>
-        </w:rPr>
-        <w:t>i</w:t>
-      </w:r>
-      <w:proofErr w:type="spellEnd"/>
-      <w:r>
-        <w:rPr>
-          <w:rFonts w:ascii="Courier New" w:eastAsia="Times New Roman" w:hAnsi="Courier New" w:cs="Courier New"/>
-          <w:color w:val="000000"/>
-          <w:sz w:val="20"/>
-          <w:szCs w:val="20"/>
-          <w:lang w:val="en-US" w:eastAsia="ru-RU"/>
-        </w:rPr>
-        <w:t xml:space="preserve">] - </w:t>
-      </w:r>
-      <w:proofErr w:type="spellStart"/>
-      <w:r>
-        <w:rPr>
-          <w:rFonts w:ascii="Courier New" w:eastAsia="Times New Roman" w:hAnsi="Courier New" w:cs="Courier New"/>
-          <w:color w:val="000000"/>
-          <w:sz w:val="20"/>
-          <w:szCs w:val="20"/>
-          <w:lang w:val="en-US" w:eastAsia="ru-RU"/>
-        </w:rPr>
-        <w:t>xprev</w:t>
-      </w:r>
-      <w:proofErr w:type="spellEnd"/>
-      <w:r>
-        <w:rPr>
-          <w:rFonts w:ascii="Courier New" w:eastAsia="Times New Roman" w:hAnsi="Courier New" w:cs="Courier New"/>
-          <w:color w:val="000000"/>
-          <w:sz w:val="20"/>
-          <w:szCs w:val="20"/>
-          <w:lang w:val="en-US" w:eastAsia="ru-RU"/>
-        </w:rPr>
-        <w:t>[</w:t>
-      </w:r>
-      <w:proofErr w:type="spellStart"/>
-      <w:r>
-        <w:rPr>
-          <w:rFonts w:ascii="Courier New" w:eastAsia="Times New Roman" w:hAnsi="Courier New" w:cs="Courier New"/>
-          <w:color w:val="000000"/>
-          <w:sz w:val="20"/>
-          <w:szCs w:val="20"/>
-          <w:lang w:val="en-US" w:eastAsia="ru-RU"/>
-        </w:rPr>
-        <w:t>i</w:t>
-      </w:r>
-      <w:proofErr w:type="spellEnd"/>
-      <w:r>
-        <w:rPr>
-          <w:rFonts w:ascii="Courier New" w:eastAsia="Times New Roman" w:hAnsi="Courier New" w:cs="Courier New"/>
-          <w:color w:val="000000"/>
-          <w:sz w:val="20"/>
-          <w:szCs w:val="20"/>
-          <w:lang w:val="en-US" w:eastAsia="ru-RU"/>
-        </w:rPr>
-        <w:t>])</w:t>
-      </w:r>
-      <w:r>
-        <w:rPr>
-          <w:rFonts w:ascii="Courier New" w:eastAsia="Times New Roman" w:hAnsi="Courier New" w:cs="Courier New"/>
-          <w:color w:val="66CC66"/>
-          <w:sz w:val="20"/>
-          <w:szCs w:val="20"/>
-          <w:lang w:val="en-US" w:eastAsia="ru-RU"/>
-        </w:rPr>
-        <w:t>,</w:t>
-      </w:r>
-      <w:r>
-        <w:rPr>
-          <w:rFonts w:ascii="Courier New" w:eastAsia="Times New Roman" w:hAnsi="Courier New" w:cs="Courier New"/>
-          <w:color w:val="000000"/>
-          <w:sz w:val="20"/>
-          <w:szCs w:val="20"/>
-          <w:lang w:val="en-US" w:eastAsia="ru-RU"/>
-        </w:rPr>
-        <w:t xml:space="preserve"> </w:t>
-      </w:r>
-      <w:proofErr w:type="spellStart"/>
-      <w:r>
-        <w:rPr>
-          <w:rFonts w:ascii="Courier New" w:eastAsia="Times New Roman" w:hAnsi="Courier New" w:cs="Courier New"/>
-          <w:color w:val="000000"/>
-          <w:sz w:val="20"/>
-          <w:szCs w:val="20"/>
-          <w:lang w:val="en-US" w:eastAsia="ru-RU"/>
-        </w:rPr>
-        <w:t>maxx</w:t>
-      </w:r>
-      <w:proofErr w:type="spellEnd"/>
-      <w:r>
-        <w:rPr>
-          <w:rFonts w:ascii="Courier New" w:eastAsia="Times New Roman" w:hAnsi="Courier New" w:cs="Courier New"/>
-          <w:color w:val="000000"/>
-          <w:sz w:val="20"/>
-          <w:szCs w:val="20"/>
-          <w:lang w:val="en-US" w:eastAsia="ru-RU"/>
-        </w:rPr>
-        <w:t>)</w:t>
+        <w:t>&gt;=</w:t>
+      </w:r>
+      <w:r>
+        <w:rPr>
+          <w:rFonts w:ascii="Courier New" w:eastAsia="Times New Roman" w:hAnsi="Courier New" w:cs="Courier New"/>
+          <w:color w:val="000000"/>
+          <w:sz w:val="20"/>
+          <w:szCs w:val="20"/>
+          <w:lang w:val="en-US" w:eastAsia="ru-RU"/>
+        </w:rPr>
+        <w:t xml:space="preserve"> eps):</w:t>
       </w:r>
     </w:p>
     <w:p>
@@ -2839,49 +3010,7 @@
           <w:szCs w:val="20"/>
           <w:lang w:val="en-US" w:eastAsia="ru-RU"/>
         </w:rPr>
-        <w:t xml:space="preserve">        </w:t>
-      </w:r>
-      <w:r>
-        <w:rPr>
-          <w:rFonts w:ascii="Courier New" w:eastAsia="Times New Roman" w:hAnsi="Courier New" w:cs="Courier New"/>
-          <w:b/>
-          <w:bCs/>
-          <w:color w:val="FF7700"/>
-          <w:sz w:val="20"/>
-          <w:szCs w:val="20"/>
-          <w:lang w:val="en-US" w:eastAsia="ru-RU"/>
-        </w:rPr>
-        <w:t>if</w:t>
-      </w:r>
-      <w:r>
-        <w:rPr>
-          <w:rFonts w:ascii="Courier New" w:eastAsia="Times New Roman" w:hAnsi="Courier New" w:cs="Courier New"/>
-          <w:color w:val="000000"/>
-          <w:sz w:val="20"/>
-          <w:szCs w:val="20"/>
-          <w:lang w:val="en-US" w:eastAsia="ru-RU"/>
-        </w:rPr>
-        <w:t xml:space="preserve"> (</w:t>
-      </w:r>
-      <w:r>
-        <w:rPr>
-          <w:rFonts w:ascii="Courier New" w:eastAsia="Times New Roman" w:hAnsi="Courier New" w:cs="Courier New"/>
-          <w:color w:val="008000"/>
-          <w:sz w:val="20"/>
-          <w:szCs w:val="20"/>
-          <w:lang w:val="en-US" w:eastAsia="ru-RU"/>
-        </w:rPr>
-        <w:t>abs</w:t>
-      </w:r>
-      <w:r>
-        <w:rPr>
-          <w:rFonts w:ascii="Courier New" w:eastAsia="Times New Roman" w:hAnsi="Courier New" w:cs="Courier New"/>
-          <w:color w:val="000000"/>
-          <w:sz w:val="20"/>
-          <w:szCs w:val="20"/>
-          <w:lang w:val="en-US" w:eastAsia="ru-RU"/>
-        </w:rPr>
-        <w:t>(</w:t>
+        <w:t xml:space="preserve">            </w:t>
       </w:r>
       <w:proofErr w:type="spellStart"/>
       <w:r>
@@ -2892,7 +3021,7 @@
           <w:szCs w:val="20"/>
           <w:lang w:val="en-US" w:eastAsia="ru-RU"/>
         </w:rPr>
-        <w:t>maxx</w:t>
+        <w:t>xprev</w:t>
       </w:r>
       <w:proofErr w:type="spellEnd"/>
       <w:r>
@@ -2903,7 +3032,7 @@
           <w:szCs w:val="20"/>
           <w:lang w:val="en-US" w:eastAsia="ru-RU"/>
         </w:rPr>
-        <w:t xml:space="preserve">) </w:t>
+        <w:t xml:space="preserve"> </w:t>
       </w:r>
       <w:r>
         <w:rPr>
@@ -2913,17 +3042,51 @@
           <w:szCs w:val="20"/>
           <w:lang w:val="en-US" w:eastAsia="ru-RU"/>
         </w:rPr>
-        <w:t>&gt;=</w:t>
-      </w:r>
-      <w:r>
-        <w:rPr>
-          <w:rFonts w:ascii="Courier New" w:eastAsia="Times New Roman" w:hAnsi="Courier New" w:cs="Courier New"/>
-          <w:color w:val="000000"/>
-          <w:sz w:val="20"/>
-          <w:szCs w:val="20"/>
-          <w:lang w:val="en-US" w:eastAsia="ru-RU"/>
-        </w:rPr>
-        <w:t xml:space="preserve"> eps):</w:t>
+        <w:t>=</w:t>
+      </w:r>
+      <w:r>
+        <w:rPr>
+          <w:rFonts w:ascii="Courier New" w:eastAsia="Times New Roman" w:hAnsi="Courier New" w:cs="Courier New"/>
+          <w:color w:val="000000"/>
+          <w:sz w:val="20"/>
+          <w:szCs w:val="20"/>
+          <w:lang w:val="en-US" w:eastAsia="ru-RU"/>
+        </w:rPr>
+        <w:t xml:space="preserve"> </w:t>
+      </w:r>
+      <w:proofErr w:type="spellStart"/>
+      <w:proofErr w:type="gramStart"/>
+      <w:r>
+        <w:rPr>
+          <w:rFonts w:ascii="Courier New" w:eastAsia="Times New Roman" w:hAnsi="Courier New" w:cs="Courier New"/>
+          <w:color w:val="000000"/>
+          <w:sz w:val="20"/>
+          <w:szCs w:val="20"/>
+          <w:lang w:val="en-US" w:eastAsia="ru-RU"/>
+        </w:rPr>
+        <w:t>xcurr.</w:t>
+      </w:r>
+      <w:r>
+        <w:rPr>
+          <w:rFonts w:ascii="Courier New" w:eastAsia="Times New Roman" w:hAnsi="Courier New" w:cs="Courier New"/>
+          <w:color w:val="DC143C"/>
+          <w:sz w:val="20"/>
+          <w:szCs w:val="20"/>
+          <w:lang w:val="en-US" w:eastAsia="ru-RU"/>
+        </w:rPr>
+        <w:t>copy</w:t>
+      </w:r>
+      <w:proofErr w:type="spellEnd"/>
+      <w:proofErr w:type="gramEnd"/>
+      <w:r>
+        <w:rPr>
+          <w:rFonts w:ascii="Courier New" w:eastAsia="Times New Roman" w:hAnsi="Courier New" w:cs="Courier New"/>
+          <w:color w:val="000000"/>
+          <w:sz w:val="20"/>
+          <w:szCs w:val="20"/>
+          <w:lang w:val="en-US" w:eastAsia="ru-RU"/>
+        </w:rPr>
+        <w:t>()</w:t>
       </w:r>
     </w:p>
     <w:p>
@@ -2952,29 +3115,31 @@
           <w:color w:val="000000"/>
           <w:sz w:val="20"/>
           <w:szCs w:val="20"/>
-          <w:lang w:val="en-US" w:eastAsia="ru-RU"/>
-        </w:rPr>
-      </w:pPr>
-      <w:r>
-        <w:rPr>
-          <w:rFonts w:ascii="Courier New" w:eastAsia="Times New Roman" w:hAnsi="Courier New" w:cs="Courier New"/>
-          <w:color w:val="000000"/>
-          <w:sz w:val="20"/>
-          <w:szCs w:val="20"/>
-          <w:lang w:val="en-US" w:eastAsia="ru-RU"/>
-        </w:rPr>
-        <w:t xml:space="preserve">            </w:t>
+          <w:lang w:eastAsia="ru-RU"/>
+        </w:rPr>
+      </w:pPr>
+      <w:r>
+        <w:rPr>
+          <w:rFonts w:ascii="Courier New" w:eastAsia="Times New Roman" w:hAnsi="Courier New" w:cs="Courier New"/>
+          <w:color w:val="000000"/>
+          <w:sz w:val="20"/>
+          <w:szCs w:val="20"/>
+          <w:lang w:val="en-US" w:eastAsia="ru-RU"/>
+        </w:rPr>
+        <w:t xml:space="preserve">    </w:t>
       </w:r>
       <w:proofErr w:type="spellStart"/>
       <w:r>
         <w:rPr>
           <w:rFonts w:ascii="Courier New" w:eastAsia="Times New Roman" w:hAnsi="Courier New" w:cs="Courier New"/>
-          <w:color w:val="000000"/>
-          <w:sz w:val="20"/>
-          <w:szCs w:val="20"/>
-          <w:lang w:val="en-US" w:eastAsia="ru-RU"/>
-        </w:rPr>
-        <w:t>xprev</w:t>
+          <w:b/>
+          <w:bCs/>
+          <w:color w:val="FF7700"/>
+          <w:sz w:val="20"/>
+          <w:szCs w:val="20"/>
+          <w:lang w:eastAsia="ru-RU"/>
+        </w:rPr>
+        <w:t>if</w:t>
       </w:r>
       <w:proofErr w:type="spellEnd"/>
       <w:r>
@@ -2983,29 +3148,9 @@
           <w:color w:val="000000"/>
           <w:sz w:val="20"/>
           <w:szCs w:val="20"/>
-          <w:lang w:val="en-US" w:eastAsia="ru-RU"/>
-        </w:rPr>
-        <w:t xml:space="preserve"> </w:t>
-      </w:r>
-      <w:r>
-        <w:rPr>
-          <w:rFonts w:ascii="Courier New" w:eastAsia="Times New Roman" w:hAnsi="Courier New" w:cs="Courier New"/>
-          <w:color w:val="66CC66"/>
-          <w:sz w:val="20"/>
-          <w:szCs w:val="20"/>
-          <w:lang w:val="en-US" w:eastAsia="ru-RU"/>
-        </w:rPr>
-        <w:t>=</w:t>
-      </w:r>
-      <w:r>
-        <w:rPr>
-          <w:rFonts w:ascii="Courier New" w:eastAsia="Times New Roman" w:hAnsi="Courier New" w:cs="Courier New"/>
-          <w:color w:val="000000"/>
-          <w:sz w:val="20"/>
-          <w:szCs w:val="20"/>
-          <w:lang w:val="en-US" w:eastAsia="ru-RU"/>
-        </w:rPr>
-        <w:t xml:space="preserve"> </w:t>
+          <w:lang w:eastAsia="ru-RU"/>
+        </w:rPr>
+        <w:t xml:space="preserve"> (</w:t>
       </w:r>
       <w:proofErr w:type="spellStart"/>
       <w:proofErr w:type="gramStart"/>
@@ -3015,31 +3160,81 @@
           <w:color w:val="000000"/>
           <w:sz w:val="20"/>
           <w:szCs w:val="20"/>
-          <w:lang w:val="en-US" w:eastAsia="ru-RU"/>
-        </w:rPr>
-        <w:t>xcurr.</w:t>
-      </w:r>
-      <w:r>
-        <w:rPr>
-          <w:rFonts w:ascii="Courier New" w:eastAsia="Times New Roman" w:hAnsi="Courier New" w:cs="Courier New"/>
-          <w:color w:val="DC143C"/>
-          <w:sz w:val="20"/>
-          <w:szCs w:val="20"/>
-          <w:lang w:val="en-US" w:eastAsia="ru-RU"/>
-        </w:rPr>
-        <w:t>copy</w:t>
+          <w:lang w:eastAsia="ru-RU"/>
+        </w:rPr>
+        <w:t>cnt</w:t>
       </w:r>
       <w:proofErr w:type="spellEnd"/>
+      <w:r>
+        <w:rPr>
+          <w:rFonts w:ascii="Courier New" w:eastAsia="Times New Roman" w:hAnsi="Courier New" w:cs="Courier New"/>
+          <w:color w:val="000000"/>
+          <w:sz w:val="20"/>
+          <w:szCs w:val="20"/>
+          <w:lang w:eastAsia="ru-RU"/>
+        </w:rPr>
+        <w:t xml:space="preserve"> </w:t>
+      </w:r>
+      <w:r>
+        <w:rPr>
+          <w:rFonts w:ascii="Courier New" w:eastAsia="Times New Roman" w:hAnsi="Courier New" w:cs="Courier New"/>
+          <w:color w:val="66CC66"/>
+          <w:sz w:val="20"/>
+          <w:szCs w:val="20"/>
+          <w:lang w:eastAsia="ru-RU"/>
+        </w:rPr>
+        <w:t>&gt;</w:t>
+      </w:r>
       <w:proofErr w:type="gramEnd"/>
       <w:r>
         <w:rPr>
           <w:rFonts w:ascii="Courier New" w:eastAsia="Times New Roman" w:hAnsi="Courier New" w:cs="Courier New"/>
-          <w:color w:val="000000"/>
-          <w:sz w:val="20"/>
-          <w:szCs w:val="20"/>
-          <w:lang w:val="en-US" w:eastAsia="ru-RU"/>
-        </w:rPr>
-        <w:t>()</w:t>
+          <w:color w:val="66CC66"/>
+          <w:sz w:val="20"/>
+          <w:szCs w:val="20"/>
+          <w:lang w:eastAsia="ru-RU"/>
+        </w:rPr>
+        <w:t>=</w:t>
+      </w:r>
+      <w:r>
+        <w:rPr>
+          <w:rFonts w:ascii="Courier New" w:eastAsia="Times New Roman" w:hAnsi="Courier New" w:cs="Courier New"/>
+          <w:color w:val="000000"/>
+          <w:sz w:val="20"/>
+          <w:szCs w:val="20"/>
+          <w:lang w:eastAsia="ru-RU"/>
+        </w:rPr>
+        <w:t xml:space="preserve"> </w:t>
+      </w:r>
+      <w:r>
+        <w:rPr>
+          <w:rFonts w:ascii="Courier New" w:eastAsia="Times New Roman" w:hAnsi="Courier New" w:cs="Courier New"/>
+          <w:color w:val="FF4500"/>
+          <w:sz w:val="20"/>
+          <w:szCs w:val="20"/>
+          <w:lang w:val="en-US" w:eastAsia="ru-RU"/>
+        </w:rPr>
+        <w:t>30</w:t>
+      </w:r>
+      <w:r>
+        <w:rPr>
+          <w:rFonts w:ascii="Courier New" w:eastAsia="Times New Roman" w:hAnsi="Courier New" w:cs="Courier New"/>
+          <w:color w:val="FF4500"/>
+          <w:sz w:val="20"/>
+          <w:szCs w:val="20"/>
+          <w:lang w:eastAsia="ru-RU"/>
+        </w:rPr>
+        <w:t>0</w:t>
+      </w:r>
+      <w:r>
+        <w:rPr>
+          <w:rFonts w:ascii="Courier New" w:eastAsia="Times New Roman" w:hAnsi="Courier New" w:cs="Courier New"/>
+          <w:color w:val="000000"/>
+          <w:sz w:val="20"/>
+          <w:szCs w:val="20"/>
+          <w:lang w:eastAsia="ru-RU"/>
+        </w:rPr>
+        <w:t>):</w:t>
       </w:r>
     </w:p>
     <w:p>
@@ -3077,9 +3272,9 @@
           <w:color w:val="000000"/>
           <w:sz w:val="20"/>
           <w:szCs w:val="20"/>
-          <w:lang w:val="en-US" w:eastAsia="ru-RU"/>
-        </w:rPr>
-        <w:t xml:space="preserve">    </w:t>
+          <w:lang w:eastAsia="ru-RU"/>
+        </w:rPr>
+        <w:t xml:space="preserve">        </w:t>
       </w:r>
       <w:proofErr w:type="spellStart"/>
       <w:r>
@@ -3092,7 +3287,7 @@
           <w:szCs w:val="20"/>
           <w:lang w:eastAsia="ru-RU"/>
         </w:rPr>
-        <w:t>if</w:t>
+        <w:t>return</w:t>
       </w:r>
       <w:proofErr w:type="spellEnd"/>
       <w:r>
@@ -3103,91 +3298,17 @@
           <w:szCs w:val="20"/>
           <w:lang w:eastAsia="ru-RU"/>
         </w:rPr>
-        <w:t xml:space="preserve"> (</w:t>
-      </w:r>
-      <w:proofErr w:type="spellStart"/>
-      <w:proofErr w:type="gramStart"/>
-      <w:r>
-        <w:rPr>
-          <w:rFonts w:ascii="Courier New" w:eastAsia="Times New Roman" w:hAnsi="Courier New" w:cs="Courier New"/>
-          <w:color w:val="000000"/>
+        <w:t xml:space="preserve"> </w:t>
+      </w:r>
+      <w:r>
+        <w:rPr>
+          <w:rFonts w:ascii="Courier New" w:eastAsia="Times New Roman" w:hAnsi="Courier New" w:cs="Courier New"/>
+          <w:color w:val="483D8B"/>
           <w:sz w:val="20"/>
           <w:szCs w:val="20"/>
           <w:lang w:eastAsia="ru-RU"/>
         </w:rPr>
-        <w:t>cnt</w:t>
-      </w:r>
-      <w:proofErr w:type="spellEnd"/>
-      <w:r>
-        <w:rPr>
-          <w:rFonts w:ascii="Courier New" w:eastAsia="Times New Roman" w:hAnsi="Courier New" w:cs="Courier New"/>
-          <w:color w:val="000000"/>
-          <w:sz w:val="20"/>
-          <w:szCs w:val="20"/>
-          <w:lang w:eastAsia="ru-RU"/>
-        </w:rPr>
-        <w:t xml:space="preserve"> </w:t>
-      </w:r>
-      <w:r>
-        <w:rPr>
-          <w:rFonts w:ascii="Courier New" w:eastAsia="Times New Roman" w:hAnsi="Courier New" w:cs="Courier New"/>
-          <w:color w:val="66CC66"/>
-          <w:sz w:val="20"/>
-          <w:szCs w:val="20"/>
-          <w:lang w:eastAsia="ru-RU"/>
-        </w:rPr>
-        <w:t>&gt;</w:t>
-      </w:r>
-      <w:proofErr w:type="gramEnd"/>
-      <w:r>
-        <w:rPr>
-          <w:rFonts w:ascii="Courier New" w:eastAsia="Times New Roman" w:hAnsi="Courier New" w:cs="Courier New"/>
-          <w:color w:val="66CC66"/>
-          <w:sz w:val="20"/>
-          <w:szCs w:val="20"/>
-          <w:lang w:eastAsia="ru-RU"/>
-        </w:rPr>
-        <w:t>=</w:t>
-      </w:r>
-      <w:r>
-        <w:rPr>
-          <w:rFonts w:ascii="Courier New" w:eastAsia="Times New Roman" w:hAnsi="Courier New" w:cs="Courier New"/>
-          <w:color w:val="000000"/>
-          <w:sz w:val="20"/>
-          <w:szCs w:val="20"/>
-          <w:lang w:eastAsia="ru-RU"/>
-        </w:rPr>
-        <w:t xml:space="preserve"> </w:t>
-      </w:r>
-      <w:r>
-        <w:rPr>
-          <w:rFonts w:ascii="Courier New" w:eastAsia="Times New Roman" w:hAnsi="Courier New" w:cs="Courier New"/>
-          <w:color w:val="FF4500"/>
-          <w:sz w:val="20"/>
-          <w:szCs w:val="20"/>
-          <w:lang w:val="en-US" w:eastAsia="ru-RU"/>
-        </w:rPr>
-        <w:t>30</w:t>
-      </w:r>
-      <w:r>
-        <w:rPr>
-          <w:rFonts w:ascii="Courier New" w:eastAsia="Times New Roman" w:hAnsi="Courier New" w:cs="Courier New"/>
-          <w:color w:val="FF4500"/>
-          <w:sz w:val="20"/>
-          <w:szCs w:val="20"/>
-          <w:lang w:eastAsia="ru-RU"/>
-        </w:rPr>
-        <w:t>0</w:t>
-      </w:r>
-      <w:r>
-        <w:rPr>
-          <w:rFonts w:ascii="Courier New" w:eastAsia="Times New Roman" w:hAnsi="Courier New" w:cs="Courier New"/>
-          <w:color w:val="000000"/>
-          <w:sz w:val="20"/>
-          <w:szCs w:val="20"/>
-          <w:lang w:eastAsia="ru-RU"/>
-        </w:rPr>
-        <w:t>):</w:t>
+        <w:t>"Итерации расходятся"</w:t>
       </w:r>
     </w:p>
     <w:p>
@@ -3216,80 +3337,6 @@
           <w:color w:val="000000"/>
           <w:sz w:val="20"/>
           <w:szCs w:val="20"/>
-          <w:lang w:eastAsia="ru-RU"/>
-        </w:rPr>
-      </w:pPr>
-      <w:r>
-        <w:rPr>
-          <w:rFonts w:ascii="Courier New" w:eastAsia="Times New Roman" w:hAnsi="Courier New" w:cs="Courier New"/>
-          <w:color w:val="000000"/>
-          <w:sz w:val="20"/>
-          <w:szCs w:val="20"/>
-          <w:lang w:eastAsia="ru-RU"/>
-        </w:rPr>
-        <w:t xml:space="preserve">        </w:t>
-      </w:r>
-      <w:proofErr w:type="spellStart"/>
-      <w:r>
-        <w:rPr>
-          <w:rFonts w:ascii="Courier New" w:eastAsia="Times New Roman" w:hAnsi="Courier New" w:cs="Courier New"/>
-          <w:b/>
-          <w:bCs/>
-          <w:color w:val="FF7700"/>
-          <w:sz w:val="20"/>
-          <w:szCs w:val="20"/>
-          <w:lang w:eastAsia="ru-RU"/>
-        </w:rPr>
-        <w:t>return</w:t>
-      </w:r>
-      <w:proofErr w:type="spellEnd"/>
-      <w:r>
-        <w:rPr>
-          <w:rFonts w:ascii="Courier New" w:eastAsia="Times New Roman" w:hAnsi="Courier New" w:cs="Courier New"/>
-          <w:color w:val="000000"/>
-          <w:sz w:val="20"/>
-          <w:szCs w:val="20"/>
-          <w:lang w:eastAsia="ru-RU"/>
-        </w:rPr>
-        <w:t xml:space="preserve"> </w:t>
-      </w:r>
-      <w:r>
-        <w:rPr>
-          <w:rFonts w:ascii="Courier New" w:eastAsia="Times New Roman" w:hAnsi="Courier New" w:cs="Courier New"/>
-          <w:color w:val="483D8B"/>
-          <w:sz w:val="20"/>
-          <w:szCs w:val="20"/>
-          <w:lang w:eastAsia="ru-RU"/>
-        </w:rPr>
-        <w:t>"Итерации расходятся"</w:t>
-      </w:r>
-    </w:p>
-    <w:p>
-      <w:pPr>
-        <w:tabs>
-          <w:tab w:val="left" w:pos="916"/>
-          <w:tab w:val="left" w:pos="1832"/>
-          <w:tab w:val="left" w:pos="2748"/>
-          <w:tab w:val="left" w:pos="3664"/>
-          <w:tab w:val="left" w:pos="4580"/>
-          <w:tab w:val="left" w:pos="5496"/>
-          <w:tab w:val="left" w:pos="6412"/>
-          <w:tab w:val="left" w:pos="7328"/>
-          <w:tab w:val="left" w:pos="8244"/>
-          <w:tab w:val="left" w:pos="9160"/>
-          <w:tab w:val="left" w:pos="10076"/>
-          <w:tab w:val="left" w:pos="10992"/>
-          <w:tab w:val="left" w:pos="11908"/>
-          <w:tab w:val="left" w:pos="12824"/>
-          <w:tab w:val="left" w:pos="13740"/>
-          <w:tab w:val="left" w:pos="14656"/>
-        </w:tabs>
-        <w:spacing w:after="0" w:line="240" w:lineRule="auto"/>
-        <w:rPr>
-          <w:rFonts w:ascii="Courier New" w:eastAsia="Times New Roman" w:hAnsi="Courier New" w:cs="Courier New"/>
-          <w:color w:val="000000"/>
-          <w:sz w:val="20"/>
-          <w:szCs w:val="20"/>
           <w:lang w:val="en-US" w:eastAsia="ru-RU"/>
         </w:rPr>
       </w:pPr>
@@ -3593,7 +3640,6 @@
         </w:rPr>
         <w:t xml:space="preserve">Ссылка на </w:t>
       </w:r>
-      <w:proofErr w:type="spellStart"/>
       <w:r>
         <w:rPr>
           <w:rFonts w:ascii="Times New Roman" w:hAnsi="Times New Roman" w:cs="Times New Roman"/>
@@ -3601,10 +3647,10 @@
           <w:bCs/>
           <w:sz w:val="32"/>
           <w:szCs w:val="32"/>
-        </w:rPr>
-        <w:t>гитхаб</w:t>
-      </w:r>
-      <w:proofErr w:type="spellEnd"/>
+          <w:lang w:val="en-US"/>
+        </w:rPr>
+        <w:t>GitHub</w:t>
+      </w:r>
     </w:p>
     <w:p>
       <w:pPr>
@@ -3699,6 +3745,7 @@
         <w:rPr>
           <w:rFonts w:ascii="Times New Roman" w:hAnsi="Times New Roman" w:cs="Times New Roman"/>
         </w:rPr>
+        <w:lastRenderedPageBreak/>
         <w:drawing>
           <wp:inline distT="0" distB="0" distL="0" distR="0" wp14:anchorId="4FB211F7" wp14:editId="1DEFB89A">
             <wp:extent cx="5940425" cy="2687955"/>
@@ -3776,6 +3823,7 @@
           <w:rFonts w:ascii="Times New Roman" w:hAnsi="Times New Roman" w:cs="Times New Roman"/>
           <w:sz w:val="24"/>
           <w:szCs w:val="24"/>
+          <w:lang w:val="en-US"/>
         </w:rPr>
       </w:pPr>
       <w:r>
@@ -3808,7 +3856,23 @@
           <w:sz w:val="24"/>
           <w:szCs w:val="24"/>
         </w:rPr>
-        <w:t xml:space="preserve"> (СЛАУ) и попробовал написать один из алгоритмов в виде программного кода на языке </w:t>
+        <w:t xml:space="preserve"> (СЛАУ) и попробовал написать один из алгоритмов в виде </w:t>
+      </w:r>
+      <w:r>
+        <w:rPr>
+          <w:rFonts w:ascii="Times New Roman" w:hAnsi="Times New Roman" w:cs="Times New Roman"/>
+          <w:sz w:val="24"/>
+          <w:szCs w:val="24"/>
+        </w:rPr>
+        <w:t xml:space="preserve">консольного приложения </w:t>
+      </w:r>
+      <w:r>
+        <w:rPr>
+          <w:rFonts w:ascii="Times New Roman" w:hAnsi="Times New Roman" w:cs="Times New Roman"/>
+          <w:sz w:val="24"/>
+          <w:szCs w:val="24"/>
+        </w:rPr>
+        <w:t xml:space="preserve">на языке </w:t>
       </w:r>
       <w:r>
         <w:rPr>
@@ -3818,6 +3882,56 @@
           <w:lang w:val="en-US"/>
         </w:rPr>
         <w:t>Python</w:t>
+      </w:r>
+      <w:r>
+        <w:rPr>
+          <w:rFonts w:ascii="Times New Roman" w:hAnsi="Times New Roman" w:cs="Times New Roman"/>
+          <w:sz w:val="24"/>
+          <w:szCs w:val="24"/>
+        </w:rPr>
+        <w:t xml:space="preserve"> с </w:t>
+      </w:r>
+      <w:r>
+        <w:rPr>
+          <w:rFonts w:ascii="Times New Roman" w:hAnsi="Times New Roman" w:cs="Times New Roman"/>
+          <w:sz w:val="24"/>
+          <w:szCs w:val="24"/>
+          <w:lang w:val="en-US"/>
+        </w:rPr>
+        <w:t>user</w:t>
+      </w:r>
+      <w:r>
+        <w:rPr>
+          <w:rFonts w:ascii="Times New Roman" w:hAnsi="Times New Roman" w:cs="Times New Roman"/>
+          <w:sz w:val="24"/>
+          <w:szCs w:val="24"/>
+        </w:rPr>
+        <w:t>-</w:t>
+      </w:r>
+      <w:r>
+        <w:rPr>
+          <w:rFonts w:ascii="Times New Roman" w:hAnsi="Times New Roman" w:cs="Times New Roman"/>
+          <w:sz w:val="24"/>
+          <w:szCs w:val="24"/>
+          <w:lang w:val="en-US"/>
+        </w:rPr>
+        <w:t>friendly</w:t>
+      </w:r>
+      <w:r>
+        <w:rPr>
+          <w:rFonts w:ascii="Times New Roman" w:hAnsi="Times New Roman" w:cs="Times New Roman"/>
+          <w:sz w:val="24"/>
+          <w:szCs w:val="24"/>
+        </w:rPr>
+        <w:t xml:space="preserve"> </w:t>
+      </w:r>
+      <w:r>
+        <w:rPr>
+          <w:rFonts w:ascii="Times New Roman" w:hAnsi="Times New Roman" w:cs="Times New Roman"/>
+          <w:sz w:val="24"/>
+          <w:szCs w:val="24"/>
+        </w:rPr>
+        <w:t>интерфейсом</w:t>
       </w:r>
     </w:p>
     <w:sectPr>
